--- a/提交材料/09_决赛完整技术方案.docx
+++ b/提交材料/09_决赛完整技术方案.docx
@@ -544,7 +544,7 @@
         <w:pStyle w:val="BodyText"/>
       </w:pPr>
       <w:r>
-        <w:t xml:space="preserve">一套推理链路：当现场事件进入系统后，先由规则和统计信号识别异常，再由GraphRAG沿图谱路径检索FMEA、SOP、维修记录、质检规范和历史案例，最后由Agent生成风险等级、影响范围、根因Top-K、证据链和处置任务。</w:t>
+        <w:t xml:space="preserve">一套推理链路：当现场事件进入系统后，数据质量门、工艺规则、EWMA/CUSUM/响应残差和知识关系先形成多引擎共识；GraphRAG再沿图谱检索FMEA、SOP、维修记录、质检规范和历史案例；Agent最终生成缺陷显性化前置量、风险等级、影响范围、根因Top-3、支持/冲突证据、反证动作和处置任务。</w:t>
       </w:r>
     </w:p>
     <w:p>
@@ -613,7 +613,7 @@
         <w:pStyle w:val="ListParagraph"/>
       </w:pPr>
       <w:r>
-        <w:t xml:space="preserve">3. 风险识别层：结合工艺窗口、SPC趋势、同工位连续性、同设备重复性、设备寿命、批次范围和历史案例进行P1/P2/P3分级。</w:t>
+        <w:t xml:space="preserve">3. 风险识别层：数据质量门先检查时间戳、采样率、缺失、量纲和对象绑定；工艺规则、EWMA/CUSUM/响应残差、设备寿命和图谱关系形成多引擎共识，计算缺陷显性化前置量并进行P1/P2/P3分级。</w:t>
       </w:r>
     </w:p>
     <w:p>
@@ -621,7 +621,7 @@
         <w:pStyle w:val="ListParagraph"/>
       </w:pPr>
       <w:r>
-        <w:t xml:space="preserve">4. GraphRAG推理层：沿图谱路径检索FMEA、SOP、维修记录、质检规范和历史ID，形成“参数异常-质量风险-根因假设-处置依据”的证据链。</w:t>
+        <w:t xml:space="preserve">4. GraphRAG推理层：沿图谱路径检索FMEA、SOP、维修记录、质检规范和历史8D，输出Top-3候选根因及支持证据、冲突证据、反证动作和置信度，并经过五项因果护栏。</w:t>
       </w:r>
     </w:p>
     <w:p>
@@ -629,7 +629,7 @@
         <w:pStyle w:val="ListParagraph"/>
       </w:pPr>
       <w:r>
-        <w:t xml:space="preserve">5. Agent执行层：生成风险等级、影响范围、根因Top-K、复检项目、维修动作、放行条件和飞书任务，并校验关闭条件。</w:t>
+        <w:t xml:space="preserve">5. Agent执行层：生成风险等级、VIN/批次影响范围、复检项目、维修动作和飞书任务；源数据、范围、物理复检、授权确认、知识回写五项关闭门全部通过后才允许关闭。</w:t>
       </w:r>
     </w:p>
     <w:p>
@@ -637,20 +637,20 @@
         <w:pStyle w:val="ListParagraph"/>
       </w:pPr>
       <w:r>
-        <w:t xml:space="preserve">6. 飞书协同层：已贯通多维表格、任务和文档；生产部署增加Aily、机器人卡片与事件订阅，形成质量、设备、工艺、班组共同参与的事件线程。</w:t>
-      </w:r>
-    </w:p>
-    <w:p>
-      <w:r>
-        <w:t xml:space="preserve"/>
-      </w:r>
-    </w:p>
-    <w:p>
-      <w:pPr>
-        <w:pStyle w:val="BodyText"/>
-      </w:pPr>
-      <w:r>
-        <w:t xml:space="preserve">核心功能模块包括：异常主动捕捉、影响范围圈定、一车一因果链、根因Top-K推理、可解释证据链、飞书任务派发、关闭条件校验、知识图谱回写和指标看板。首期覆盖总装拧紧、焊装点焊、涂装烘干和压铸冷却四类工况。</w:t>
+        <w:t xml:space="preserve">6. 飞书协同层：已贯通多维表格、任务和文档；生产部署增加Aily、机器人卡片与事件订阅，形成质量、设备、工艺、班组共同参与的事件线程，不触碰PLC控制与质量放行权限。</w:t>
+      </w:r>
+    </w:p>
+    <w:p>
+      <w:r>
+        <w:t xml:space="preserve"/>
+      </w:r>
+    </w:p>
+    <w:p>
+      <w:pPr>
+        <w:pStyle w:val="BodyText"/>
+      </w:pPr>
+      <w:r>
+        <w:t xml:space="preserve">核心功能模块包括：弱信号主动捕捉、缺陷显性化前置量、多引擎共识、影响范围圈定、一车一因果链、根因Top-3与反证、可解释证据链、飞书任务派发、确定性关闭门、知识图谱回写和指标看板。首期覆盖总装拧紧、焊装点焊、涂装烘干和压铸冷却四类工况。</w:t>
       </w:r>
     </w:p>
     <w:p>
@@ -882,7 +882,7 @@
         <w:pStyle w:val="ListParagraph"/>
       </w:pPr>
       <w:r>
-        <w:t xml:space="preserve">1. 主动捕捉：识别扭矩越界和同设备同点位连续复现。</w:t>
+        <w:t xml:space="preserve">1. 主动捕捉：EWMA识别均值弱漂移，CUSUM、连续VIN与FMEA关系形成4/4共识，相对下游理论显性点前置22分钟。</w:t>
       </w:r>
     </w:p>
     <w:p>
@@ -906,7 +906,7 @@
         <w:pStyle w:val="ListParagraph"/>
       </w:pPr>
       <w:r>
-        <w:t xml:space="preserve">4. 根因推理：结合角度补偿波动、套筒寿命、校准记录和历史案例，形成“套筒磨损叠加设备校准漂移”的根因假设。</w:t>
+        <w:t xml:space="preserve">4. 根因推理：输出套筒磨损叠加校准漂移86%、螺纹摩擦系数异常57%、配方错配34%三个候选；Top-1同时保留套筒账面寿命未到阈值的冲突证据，并生成更换套筒、标准件复校的反证动作。</w:t>
       </w:r>
     </w:p>
     <w:p>
@@ -922,7 +922,7 @@
         <w:pStyle w:val="ListParagraph"/>
       </w:pPr>
       <w:r>
-        <w:t xml:space="preserve">6. 关闭回写：复检合格、设备恢复、责任人确认和放行依据齐全后关闭事件，沉淀为设备-症状-根因-措施关系。</w:t>
+        <w:t xml:space="preserve">6. 关闭回写：源数据完整、范围锁定、物理复检、授权确认、任务与知识回写五项全部通过后关闭，沉淀为设备-症状-根因-反证-措施关系。</w:t>
       </w:r>
     </w:p>
     <w:p>
@@ -975,7 +975,7 @@
         <w:pStyle w:val="BodyText"/>
       </w:pPr>
       <w:r>
-        <w:t xml:space="preserve">工作台包含六个关键视图。第一，企业现场基础视图展示机器人协同、关键工序自动化、一车一档和AI检测场景等公开依据。第二，仿真工况列表覆盖总装拧紧、焊装点焊、涂装烘干和压铸冷却。第三，数字员工窗口支持追问风险升级原因、影响VIN、证据链、飞书任务和复盘逻辑。第四，GraphRAG证据链显示图谱路径与证据列表。第五，风险因子拆解显示工艺窗口、时空模式、质量影响和知识命中。第六，行动时间线展示从主动捕捉、图谱定位、证据生成、任务派发到复盘回写的闭环。</w:t>
+        <w:t xml:space="preserve">工作台包含七个关键视图。第一，企业现场态势与四工况风险队列。第二，缺陷显性化前主动预警窗展示弱信号、多引擎共识、前置量和理论显性点。第三，数字员工窗口支持追问提前发现、因果可信、影响VIN、飞书任务和关闭条件。第四，GraphRAG显示图谱路径与证据列表。第五，一车一因果链可切换VIN或零件查看过站、参数、设备版本和隔离状态。第六，Top-3假设、五项因果护栏和五项关闭门显示结论如何被验证。第七，飞书执行和行动时间线展示从捕捉、派发到复盘回写的闭环。</w:t>
       </w:r>
     </w:p>
     <w:p>
@@ -1118,39 +1118,39 @@
           </w:tcPr>
           <w:p>
             <w:r>
-              <w:t xml:space="preserve">异常定位时间</w:t>
-            </w:r>
-          </w:p>
-        </w:tc>
-        <w:tc>
-          <w:tcPr>
-            <w:tcW w:w="3120" w:type="dxa"/>
-            <w:tcMar>
-              <w:top w:w="100" w:type="dxa"/>
-              <w:bottom w:w="100" w:type="dxa"/>
-              <w:start w:w="140" w:type="dxa"/>
-              <w:end w:w="140" w:type="dxa"/>
-            </w:tcMar>
-          </w:tcPr>
-          <w:p>
-            <w:r>
-              <w:t xml:space="preserve">下降40%-60%</w:t>
-            </w:r>
-          </w:p>
-        </w:tc>
-        <w:tc>
-          <w:tcPr>
-            <w:tcW w:w="3120" w:type="dxa"/>
-            <w:tcMar>
-              <w:top w:w="100" w:type="dxa"/>
-              <w:bottom w:w="100" w:type="dxa"/>
-              <w:start w:w="140" w:type="dxa"/>
-              <w:end w:w="140" w:type="dxa"/>
-            </w:tcMar>
-          </w:tcPr>
-          <w:p>
-            <w:r>
-              <w:t xml:space="preserve">对比人工查询设备、MES、维修和FMEA记录耗时</w:t>
+              <w:t xml:space="preserve">缺陷显性化前置量</w:t>
+            </w:r>
+          </w:p>
+        </w:tc>
+        <w:tc>
+          <w:tcPr>
+            <w:tcW w:w="3120" w:type="dxa"/>
+            <w:tcMar>
+              <w:top w:w="100" w:type="dxa"/>
+              <w:bottom w:w="100" w:type="dxa"/>
+              <w:start w:w="140" w:type="dxa"/>
+              <w:end w:w="140" w:type="dxa"/>
+            </w:tcMar>
+          </w:tcPr>
+          <w:p>
+            <w:r>
+              <w:t xml:space="preserve">中位数不少于10分钟</w:t>
+            </w:r>
+          </w:p>
+        </w:tc>
+        <w:tc>
+          <w:tcPr>
+            <w:tcW w:w="3120" w:type="dxa"/>
+            <w:tcMar>
+              <w:top w:w="100" w:type="dxa"/>
+              <w:bottom w:w="100" w:type="dxa"/>
+              <w:start w:w="140" w:type="dxa"/>
+              <w:end w:w="140" w:type="dxa"/>
+            </w:tcMar>
+          </w:tcPr>
+          <w:p>
+            <w:r>
+              <w:t xml:space="preserve">风险线程首次达到派单阈值与下游检验理论发现时点之差</w:t>
             </w:r>
           </w:p>
         </w:tc>
@@ -1168,39 +1168,39 @@
           </w:tcPr>
           <w:p>
             <w:r>
-              <w:t xml:space="preserve">P1任务派发时长</w:t>
-            </w:r>
-          </w:p>
-        </w:tc>
-        <w:tc>
-          <w:tcPr>
-            <w:tcW w:w="3120" w:type="dxa"/>
-            <w:tcMar>
-              <w:top w:w="100" w:type="dxa"/>
-              <w:bottom w:w="100" w:type="dxa"/>
-              <w:start w:w="140" w:type="dxa"/>
-              <w:end w:w="140" w:type="dxa"/>
-            </w:tcMar>
-          </w:tcPr>
-          <w:p>
-            <w:r>
-              <w:t xml:space="preserve">小于1分钟</w:t>
-            </w:r>
-          </w:p>
-        </w:tc>
-        <w:tc>
-          <w:tcPr>
-            <w:tcW w:w="3120" w:type="dxa"/>
-            <w:tcMar>
-              <w:top w:w="100" w:type="dxa"/>
-              <w:bottom w:w="100" w:type="dxa"/>
-              <w:start w:w="140" w:type="dxa"/>
-              <w:end w:w="140" w:type="dxa"/>
-            </w:tcMar>
-          </w:tcPr>
-          <w:p>
-            <w:r>
-              <w:t xml:space="preserve">从事件触发到飞书任务生成的系统时间戳</w:t>
+              <w:t xml:space="preserve">异常定位时间</w:t>
+            </w:r>
+          </w:p>
+        </w:tc>
+        <w:tc>
+          <w:tcPr>
+            <w:tcW w:w="3120" w:type="dxa"/>
+            <w:tcMar>
+              <w:top w:w="100" w:type="dxa"/>
+              <w:bottom w:w="100" w:type="dxa"/>
+              <w:start w:w="140" w:type="dxa"/>
+              <w:end w:w="140" w:type="dxa"/>
+            </w:tcMar>
+          </w:tcPr>
+          <w:p>
+            <w:r>
+              <w:t xml:space="preserve">下降40%-60%</w:t>
+            </w:r>
+          </w:p>
+        </w:tc>
+        <w:tc>
+          <w:tcPr>
+            <w:tcW w:w="3120" w:type="dxa"/>
+            <w:tcMar>
+              <w:top w:w="100" w:type="dxa"/>
+              <w:bottom w:w="100" w:type="dxa"/>
+              <w:start w:w="140" w:type="dxa"/>
+              <w:end w:w="140" w:type="dxa"/>
+            </w:tcMar>
+          </w:tcPr>
+          <w:p>
+            <w:r>
+              <w:t xml:space="preserve">对比人工查询设备、MES、维修和FMEA记录耗时</w:t>
             </w:r>
           </w:p>
         </w:tc>
@@ -1218,39 +1218,39 @@
           </w:tcPr>
           <w:p>
             <w:r>
-              <w:t xml:space="preserve">关键工序追溯覆盖</w:t>
-            </w:r>
-          </w:p>
-        </w:tc>
-        <w:tc>
-          <w:tcPr>
-            <w:tcW w:w="3120" w:type="dxa"/>
-            <w:tcMar>
-              <w:top w:w="100" w:type="dxa"/>
-              <w:bottom w:w="100" w:type="dxa"/>
-              <w:start w:w="140" w:type="dxa"/>
-              <w:end w:w="140" w:type="dxa"/>
-            </w:tcMar>
-          </w:tcPr>
-          <w:p>
-            <w:r>
-              <w:t xml:space="preserve">达到100%</w:t>
-            </w:r>
-          </w:p>
-        </w:tc>
-        <w:tc>
-          <w:tcPr>
-            <w:tcW w:w="3120" w:type="dxa"/>
-            <w:tcMar>
-              <w:top w:w="100" w:type="dxa"/>
-              <w:bottom w:w="100" w:type="dxa"/>
-              <w:start w:w="140" w:type="dxa"/>
-              <w:end w:w="140" w:type="dxa"/>
-            </w:tcMar>
-          </w:tcPr>
-          <w:p>
-            <w:r>
-              <w:t xml:space="preserve">VIN或零件批次与工位、设备、参数记录完整绑定</w:t>
+              <w:t xml:space="preserve">P1任务派发时长</w:t>
+            </w:r>
+          </w:p>
+        </w:tc>
+        <w:tc>
+          <w:tcPr>
+            <w:tcW w:w="3120" w:type="dxa"/>
+            <w:tcMar>
+              <w:top w:w="100" w:type="dxa"/>
+              <w:bottom w:w="100" w:type="dxa"/>
+              <w:start w:w="140" w:type="dxa"/>
+              <w:end w:w="140" w:type="dxa"/>
+            </w:tcMar>
+          </w:tcPr>
+          <w:p>
+            <w:r>
+              <w:t xml:space="preserve">小于1分钟</w:t>
+            </w:r>
+          </w:p>
+        </w:tc>
+        <w:tc>
+          <w:tcPr>
+            <w:tcW w:w="3120" w:type="dxa"/>
+            <w:tcMar>
+              <w:top w:w="100" w:type="dxa"/>
+              <w:bottom w:w="100" w:type="dxa"/>
+              <w:start w:w="140" w:type="dxa"/>
+              <w:end w:w="140" w:type="dxa"/>
+            </w:tcMar>
+          </w:tcPr>
+          <w:p>
+            <w:r>
+              <w:t xml:space="preserve">从事件触发到飞书任务生成的系统时间戳</w:t>
             </w:r>
           </w:p>
         </w:tc>
@@ -1268,39 +1268,39 @@
           </w:tcPr>
           <w:p>
             <w:r>
-              <w:t xml:space="preserve">根因Top-3命中率</w:t>
-            </w:r>
-          </w:p>
-        </w:tc>
-        <w:tc>
-          <w:tcPr>
-            <w:tcW w:w="3120" w:type="dxa"/>
-            <w:tcMar>
-              <w:top w:w="100" w:type="dxa"/>
-              <w:bottom w:w="100" w:type="dxa"/>
-              <w:start w:w="140" w:type="dxa"/>
-              <w:end w:w="140" w:type="dxa"/>
-            </w:tcMar>
-          </w:tcPr>
-          <w:p>
-            <w:r>
-              <w:t xml:space="preserve">达到80%以上</w:t>
-            </w:r>
-          </w:p>
-        </w:tc>
-        <w:tc>
-          <w:tcPr>
-            <w:tcW w:w="3120" w:type="dxa"/>
-            <w:tcMar>
-              <w:top w:w="100" w:type="dxa"/>
-              <w:bottom w:w="100" w:type="dxa"/>
-              <w:start w:w="140" w:type="dxa"/>
-              <w:end w:w="140" w:type="dxa"/>
-            </w:tcMar>
-          </w:tcPr>
-          <w:p>
-            <w:r>
-              <w:t xml:space="preserve">与质量工程师最终复盘根因比对</w:t>
+              <w:t xml:space="preserve">关键工序追溯覆盖</w:t>
+            </w:r>
+          </w:p>
+        </w:tc>
+        <w:tc>
+          <w:tcPr>
+            <w:tcW w:w="3120" w:type="dxa"/>
+            <w:tcMar>
+              <w:top w:w="100" w:type="dxa"/>
+              <w:bottom w:w="100" w:type="dxa"/>
+              <w:start w:w="140" w:type="dxa"/>
+              <w:end w:w="140" w:type="dxa"/>
+            </w:tcMar>
+          </w:tcPr>
+          <w:p>
+            <w:r>
+              <w:t xml:space="preserve">达到100%</w:t>
+            </w:r>
+          </w:p>
+        </w:tc>
+        <w:tc>
+          <w:tcPr>
+            <w:tcW w:w="3120" w:type="dxa"/>
+            <w:tcMar>
+              <w:top w:w="100" w:type="dxa"/>
+              <w:bottom w:w="100" w:type="dxa"/>
+              <w:start w:w="140" w:type="dxa"/>
+              <w:end w:w="140" w:type="dxa"/>
+            </w:tcMar>
+          </w:tcPr>
+          <w:p>
+            <w:r>
+              <w:t xml:space="preserve">VIN或零件批次与工位、设备、参数记录完整绑定</w:t>
             </w:r>
           </w:p>
         </w:tc>
@@ -1318,39 +1318,39 @@
           </w:tcPr>
           <w:p>
             <w:r>
-              <w:t xml:space="preserve">重复质量问题</w:t>
-            </w:r>
-          </w:p>
-        </w:tc>
-        <w:tc>
-          <w:tcPr>
-            <w:tcW w:w="3120" w:type="dxa"/>
-            <w:tcMar>
-              <w:top w:w="100" w:type="dxa"/>
-              <w:bottom w:w="100" w:type="dxa"/>
-              <w:start w:w="140" w:type="dxa"/>
-              <w:end w:w="140" w:type="dxa"/>
-            </w:tcMar>
-          </w:tcPr>
-          <w:p>
-            <w:r>
-              <w:t xml:space="preserve">下降15%-25%</w:t>
-            </w:r>
-          </w:p>
-        </w:tc>
-        <w:tc>
-          <w:tcPr>
-            <w:tcW w:w="3120" w:type="dxa"/>
-            <w:tcMar>
-              <w:top w:w="100" w:type="dxa"/>
-              <w:bottom w:w="100" w:type="dxa"/>
-              <w:start w:w="140" w:type="dxa"/>
-              <w:end w:w="140" w:type="dxa"/>
-            </w:tcMar>
-          </w:tcPr>
-          <w:p>
-            <w:r>
-              <w:t xml:space="preserve">同类设备、同类工况重复事件趋势</w:t>
+              <w:t xml:space="preserve">根因Top-3命中率</w:t>
+            </w:r>
+          </w:p>
+        </w:tc>
+        <w:tc>
+          <w:tcPr>
+            <w:tcW w:w="3120" w:type="dxa"/>
+            <w:tcMar>
+              <w:top w:w="100" w:type="dxa"/>
+              <w:bottom w:w="100" w:type="dxa"/>
+              <w:start w:w="140" w:type="dxa"/>
+              <w:end w:w="140" w:type="dxa"/>
+            </w:tcMar>
+          </w:tcPr>
+          <w:p>
+            <w:r>
+              <w:t xml:space="preserve">达到80%以上</w:t>
+            </w:r>
+          </w:p>
+        </w:tc>
+        <w:tc>
+          <w:tcPr>
+            <w:tcW w:w="3120" w:type="dxa"/>
+            <w:tcMar>
+              <w:top w:w="100" w:type="dxa"/>
+              <w:bottom w:w="100" w:type="dxa"/>
+              <w:start w:w="140" w:type="dxa"/>
+              <w:end w:w="140" w:type="dxa"/>
+            </w:tcMar>
+          </w:tcPr>
+          <w:p>
+            <w:r>
+              <w:t xml:space="preserve">与质量工程师最终复盘根因比对</w:t>
             </w:r>
           </w:p>
         </w:tc>
@@ -1368,39 +1368,39 @@
           </w:tcPr>
           <w:p>
             <w:r>
-              <w:t xml:space="preserve">复盘知识沉淀率</w:t>
-            </w:r>
-          </w:p>
-        </w:tc>
-        <w:tc>
-          <w:tcPr>
-            <w:tcW w:w="3120" w:type="dxa"/>
-            <w:tcMar>
-              <w:top w:w="100" w:type="dxa"/>
-              <w:bottom w:w="100" w:type="dxa"/>
-              <w:start w:w="140" w:type="dxa"/>
-              <w:end w:w="140" w:type="dxa"/>
-            </w:tcMar>
-          </w:tcPr>
-          <w:p>
-            <w:r>
-              <w:t xml:space="preserve">达到90%以上</w:t>
-            </w:r>
-          </w:p>
-        </w:tc>
-        <w:tc>
-          <w:tcPr>
-            <w:tcW w:w="3120" w:type="dxa"/>
-            <w:tcMar>
-              <w:top w:w="100" w:type="dxa"/>
-              <w:bottom w:w="100" w:type="dxa"/>
-              <w:start w:w="140" w:type="dxa"/>
-              <w:end w:w="140" w:type="dxa"/>
-            </w:tcMar>
-          </w:tcPr>
-          <w:p>
-            <w:r>
-              <w:t xml:space="preserve">关闭事件中根因、措施、复检、责任确认字段完整率</w:t>
+              <w:t xml:space="preserve">重复质量问题</w:t>
+            </w:r>
+          </w:p>
+        </w:tc>
+        <w:tc>
+          <w:tcPr>
+            <w:tcW w:w="3120" w:type="dxa"/>
+            <w:tcMar>
+              <w:top w:w="100" w:type="dxa"/>
+              <w:bottom w:w="100" w:type="dxa"/>
+              <w:start w:w="140" w:type="dxa"/>
+              <w:end w:w="140" w:type="dxa"/>
+            </w:tcMar>
+          </w:tcPr>
+          <w:p>
+            <w:r>
+              <w:t xml:space="preserve">下降15%-25%</w:t>
+            </w:r>
+          </w:p>
+        </w:tc>
+        <w:tc>
+          <w:tcPr>
+            <w:tcW w:w="3120" w:type="dxa"/>
+            <w:tcMar>
+              <w:top w:w="100" w:type="dxa"/>
+              <w:bottom w:w="100" w:type="dxa"/>
+              <w:start w:w="140" w:type="dxa"/>
+              <w:end w:w="140" w:type="dxa"/>
+            </w:tcMar>
+          </w:tcPr>
+          <w:p>
+            <w:r>
+              <w:t xml:space="preserve">同类设备、同类工况重复事件趋势</w:t>
             </w:r>
           </w:p>
         </w:tc>
@@ -1418,6 +1418,56 @@
           </w:tcPr>
           <w:p>
             <w:r>
+              <w:t xml:space="preserve">复盘知识沉淀率</w:t>
+            </w:r>
+          </w:p>
+        </w:tc>
+        <w:tc>
+          <w:tcPr>
+            <w:tcW w:w="3120" w:type="dxa"/>
+            <w:tcMar>
+              <w:top w:w="100" w:type="dxa"/>
+              <w:bottom w:w="100" w:type="dxa"/>
+              <w:start w:w="140" w:type="dxa"/>
+              <w:end w:w="140" w:type="dxa"/>
+            </w:tcMar>
+          </w:tcPr>
+          <w:p>
+            <w:r>
+              <w:t xml:space="preserve">达到90%以上</w:t>
+            </w:r>
+          </w:p>
+        </w:tc>
+        <w:tc>
+          <w:tcPr>
+            <w:tcW w:w="3120" w:type="dxa"/>
+            <w:tcMar>
+              <w:top w:w="100" w:type="dxa"/>
+              <w:bottom w:w="100" w:type="dxa"/>
+              <w:start w:w="140" w:type="dxa"/>
+              <w:end w:w="140" w:type="dxa"/>
+            </w:tcMar>
+          </w:tcPr>
+          <w:p>
+            <w:r>
+              <w:t xml:space="preserve">关闭事件中根因、措施、复检、责任确认字段完整率</w:t>
+            </w:r>
+          </w:p>
+        </w:tc>
+      </w:tr>
+      <w:tr>
+        <w:tc>
+          <w:tcPr>
+            <w:tcW w:w="3120" w:type="dxa"/>
+            <w:tcMar>
+              <w:top w:w="100" w:type="dxa"/>
+              <w:bottom w:w="100" w:type="dxa"/>
+              <w:start w:w="140" w:type="dxa"/>
+              <w:end w:w="140" w:type="dxa"/>
+            </w:tcMar>
+          </w:tcPr>
+          <w:p>
+            <w:r>
               <w:t xml:space="preserve">班组协同留痕</w:t>
             </w:r>
           </w:p>
@@ -1451,6 +1501,56 @@
           <w:p>
             <w:r>
               <w:t xml:space="preserve">多维表格任务状态、责任人、SLA和关闭依据完整性</w:t>
+            </w:r>
+          </w:p>
+        </w:tc>
+      </w:tr>
+      <w:tr>
+        <w:tc>
+          <w:tcPr>
+            <w:tcW w:w="3120" w:type="dxa"/>
+            <w:tcMar>
+              <w:top w:w="100" w:type="dxa"/>
+              <w:bottom w:w="100" w:type="dxa"/>
+              <w:start w:w="140" w:type="dxa"/>
+              <w:end w:w="140" w:type="dxa"/>
+            </w:tcMar>
+          </w:tcPr>
+          <w:p>
+            <w:r>
+              <w:t xml:space="preserve">确定性关闭门</w:t>
+            </w:r>
+          </w:p>
+        </w:tc>
+        <w:tc>
+          <w:tcPr>
+            <w:tcW w:w="3120" w:type="dxa"/>
+            <w:tcMar>
+              <w:top w:w="100" w:type="dxa"/>
+              <w:bottom w:w="100" w:type="dxa"/>
+              <w:start w:w="140" w:type="dxa"/>
+              <w:end w:w="140" w:type="dxa"/>
+            </w:tcMar>
+          </w:tcPr>
+          <w:p>
+            <w:r>
+              <w:t xml:space="preserve">完整率100%</w:t>
+            </w:r>
+          </w:p>
+        </w:tc>
+        <w:tc>
+          <w:tcPr>
+            <w:tcW w:w="3120" w:type="dxa"/>
+            <w:tcMar>
+              <w:top w:w="100" w:type="dxa"/>
+              <w:bottom w:w="100" w:type="dxa"/>
+              <w:start w:w="140" w:type="dxa"/>
+              <w:end w:w="140" w:type="dxa"/>
+            </w:tcMar>
+          </w:tcPr>
+          <w:p>
+            <w:r>
+              <w:t xml:space="preserve">五项强制字段、授权操作和审计时间戳完整</w:t>
             </w:r>
           </w:p>
         </w:tc>
@@ -1650,7 +1750,7 @@
           </w:tcPr>
           <w:p>
             <w:r>
-              <w:t xml:space="preserve">`app/index.html`，支持异常注入、数字员工对话、证据链、任务看板、多维表格记录和资料依据展示</w:t>
+              <w:t xml:space="preserve">`app/index.html`，支持弱信号前置发现、Top-3因果假设、VIN/零件级追溯、确定性关闭门、飞书闭环和证据包导出</w:t>
             </w:r>
           </w:p>
         </w:tc>
@@ -1684,7 +1784,7 @@
           </w:tcPr>
           <w:p>
             <w:r>
-              <w:t xml:space="preserve">`data/quality_ontology.jsonld`、`data/quality_cases.json`、`data/interactive_scenarios.json`</w:t>
+              <w:t xml:space="preserve">`data/quality_ontology.jsonld`、`data/quality_cases.json`、`data/interactive_scenarios.json`、`data/decision_assurance.json`</w:t>
             </w:r>
           </w:p>
         </w:tc>
@@ -1718,7 +1818,7 @@
           </w:tcPr>
           <w:p>
             <w:r>
-              <w:t xml:space="preserve">`scripts/run_quality_agent.py`，输出风险等级、根因假设、证据链和飞书字段</w:t>
+              <w:t xml:space="preserve">`scripts/run_quality_agent.py`，输出主动检测共识、前置量、根因Top-3、反证动作、因果护栏、关闭门和飞书字段</w:t>
             </w:r>
           </w:p>
         </w:tc>
@@ -1786,7 +1886,7 @@
           </w:tcPr>
           <w:p>
             <w:r>
-              <w:t xml:space="preserve">`提交材料/00-08` 文档，覆盖报名文本、开题报告、方案书、案例、创新点和完整参赛方案</w:t>
+              <w:t xml:space="preserve">`提交材料/00-09` 文档，覆盖报名文本、开题报告、方案书、案例、创新点和决赛完整技术方案</w:t>
             </w:r>
           </w:p>
         </w:tc>
@@ -1841,7 +1941,7 @@
         <w:pStyle w:val="BodyText"/>
       </w:pPr>
       <w:r>
-        <w:t xml:space="preserve">前端已重构为企业级质量指挥台。首屏同时呈现生产态势、风险事件队列、数字员工岗位身份、工艺趋势、风险等级、影响对象、止损窗口、处置安全门和责任任务；下方呈现GraphRAG多跳路径、一车一因果链、风险评分、闭环时间线、飞书在线对象、能力矩阵和价值验收。交互遵循“派发—人工确认—验证关闭”顺序，P1未确认时不能关闭。</w:t>
+        <w:t xml:space="preserve">前端已重构为企业级质量指挥台。首屏同时呈现生产态势、风险事件队列、数字员工岗位身份、缺陷显性化前置量、弱信号到理论显性点时间线、工艺趋势、风险等级、影响对象、止损窗口、处置安全门和责任任务；下方呈现GraphRAG多跳路径、可切换VIN/零件的一车一因果链、Top-3假设及支持/冲突证据、五项因果护栏、五项确定性关闭门、飞书在线对象、跨工序复制矩阵和价值验收。交互遵循“派发—人工确认—物理验证—关闭回写”顺序，P1未确认或关闭门未满足时不能关闭。</w:t>
       </w:r>
     </w:p>
     <w:p>
@@ -1868,33 +1968,33 @@
         <w:keepNext/>
       </w:pPr>
       <w:r>
-        <w:t xml:space="preserve">十三、企业生产部署设计</w:t>
-      </w:r>
-    </w:p>
-    <w:p>
-      <w:r>
-        <w:t xml:space="preserve"/>
-      </w:r>
-    </w:p>
-    <w:p>
-      <w:pPr>
-        <w:pStyle w:val="BodyText"/>
-      </w:pPr>
-      <w:r>
-        <w:t xml:space="preserve">生产接入采用事件总线、边缘特征提取和批流结合。高频参数先在边缘侧完成窗口、漂移、连续性和缺失检查；异常片段进入知识底座后，图谱按设备、工位、工序、参数、质量特性、VIN/批次和FMEA收敛上下文；GraphRAG补充SOP、维修记录和历史8D；Agent生成可证伪根因假设、影响范围和任务草案。事实、知识和协同三类数据均记录来源、事件时间、版本、质量标记和权限等级。</w:t>
-      </w:r>
-    </w:p>
-    <w:p>
-      <w:r>
-        <w:t xml:space="preserve"/>
-      </w:r>
-    </w:p>
-    <w:p>
-      <w:pPr>
-        <w:pStyle w:val="BodyText"/>
-      </w:pPr>
-      <w:r>
-        <w:t xml:space="preserve">飞书生产模型包含质量事件、处置任务、复检记录、设备维修和知识回写五张关联表。P1卡片支持确认隔离、接单、补充证据和升级；任务v2承载负责人、关注人、截止时间、子任务、评论和附件；Aily提供事件查询、VIN追溯、处置草案和复盘生成；任务与消息事件驱动Base状态回写。机器人可用范围、卡片回调、事件订阅和应用发布由企业管理员审批。</w:t>
+        <w:t xml:space="preserve">十三、缺陷显性化前主动发现</w:t>
+      </w:r>
+    </w:p>
+    <w:p>
+      <w:r>
+        <w:t xml:space="preserve"/>
+      </w:r>
+    </w:p>
+    <w:p>
+      <w:pPr>
+        <w:pStyle w:val="BodyText"/>
+      </w:pPr>
+      <w:r>
+        <w:t xml:space="preserve">主动管控的判断标准不是“报警后自动发消息”，而是在下游检验或客户可感知缺陷出现前，识别出足以行动的风险。数据首先通过时间戳、采样率、缺失率、量纲和VIN/批次绑定完整性检查；随后由工艺硬规则保障安全底线，EWMA识别均值小幅漂移，CUSUM积累持续偏差，指令—反馈残差识别执行机构退化；最后由知识图谱校验设备、工位、质量特性、FMEA和历史案例关系。至少两类证据达成共识后才形成风险线程。</w:t>
+      </w:r>
+    </w:p>
+    <w:p>
+      <w:r>
+        <w:t xml:space="preserve"/>
+      </w:r>
+    </w:p>
+    <w:p>
+      <w:pPr>
+        <w:pStyle w:val="BodyText"/>
+      </w:pPr>
+      <w:r>
+        <w:t xml:space="preserve">前置量定义为`T_downstream-T_actionable`。`T_actionable`是风险线程首次满足派单阈值的事件时间，`T_downstream`是现行下游检验理论可发现该缺陷的时间。拧紧仿真案例中，EWMA于14:08识别弱漂移，CUSUM、连续VIN和FMEA关系于14:16形成4/4共识，相对14:38前后的下游理论显性点前置22分钟。网页四场景18至46分钟均为脱敏仿真计算，不代表赛力斯现网收益；90天试点以中位数不少于10分钟为目标，同时约束P1召回率、误报率和人工驳回率，避免用告警数量换取表面提前。</w:t>
       </w:r>
     </w:p>
     <w:p>
@@ -1908,33 +2008,33 @@
         <w:keepNext/>
       </w:pPr>
       <w:r>
-        <w:t xml:space="preserve">十四、可靠性、治理与验收</w:t>
-      </w:r>
-    </w:p>
-    <w:p>
-      <w:r>
-        <w:t xml:space="preserve"/>
-      </w:r>
-    </w:p>
-    <w:p>
-      <w:pPr>
-        <w:pStyle w:val="BodyText"/>
-      </w:pPr>
-      <w:r>
-        <w:t xml:space="preserve">系统采用规则兜底、图谱收敛、模型排序和专家确认。关键安全规则优先于模型；低置信或证据冲突时不输出唯一根因；数据延迟、核心点位缺失或模型连续异常时停止自动派单；飞书接口异常时保存本地事件包并按幂等键补偿同步。系统不直接修改PLC/SCADA参数，不替代质量放行，不自动关闭P1。</w:t>
-      </w:r>
-    </w:p>
-    <w:p>
-      <w:r>
-        <w:t xml:space="preserve"/>
-      </w:r>
-    </w:p>
-    <w:p>
-      <w:pPr>
-        <w:pStyle w:val="BodyText"/>
-      </w:pPr>
-      <w:r>
-        <w:t xml:space="preserve">试点验收以实测为准：P1召回率不低于95%，根因Top-3命中率不低于80%，影响范围准确率不低于90%，飞书派发小于1分钟，任务按期关闭率不低于90%，复盘知识沉淀率不低于90%，越权操作为0。价值指标只统计被现场采纳并完成闭环的事件，不把试点目标表述为既成收益。</w:t>
+        <w:t xml:space="preserve">十四、因果护栏与确定性验证</w:t>
+      </w:r>
+    </w:p>
+    <w:p>
+      <w:r>
+        <w:t xml:space="preserve"/>
+      </w:r>
+    </w:p>
+    <w:p>
+      <w:pPr>
+        <w:pStyle w:val="BodyText"/>
+      </w:pPr>
+      <w:r>
+        <w:t xml:space="preserve">GraphRAG只生成候选根因，不把相关性直接写成事实。每个事件保留Top-3假设，并展示支持证据、冲突证据、反证动作和置信度。五项因果护栏分别检查：原因信号在时间上早于质量偏离；关系符合设备与工艺机理；同设备、同工位或同批次可复现；存在可改变证据强度的干预/对照；数据版本、时间戳和来源完整。低置信、证据冲突或反证失败时，系统降低原假设并重新检索，不输出唯一根因。</w:t>
+      </w:r>
+    </w:p>
+    <w:p>
+      <w:r>
+        <w:t xml:space="preserve"/>
+      </w:r>
+    </w:p>
+    <w:p>
+      <w:pPr>
+        <w:pStyle w:val="BodyText"/>
+      </w:pPr>
+      <w:r>
+        <w:t xml:space="preserve">拧紧案例Top-1“套筒磨损叠加校准漂移”为86%，但“套筒账面寿命未到阈值”是冲突证据，因此必须执行“更换套筒并用标准件复校”。若干预后扭矩与角度关系恢复，Top-1增强；若不恢复，则提升螺纹摩擦系数批次异常或配方错配假设。事件关闭由规则引擎校验五个强制项：源数据完整、影响范围锁定、物理复检通过、授权人员确认、任务与知识回写完成。大模型只解释缺失项和生成任务草案，不掌握P1放行权。</w:t>
       </w:r>
     </w:p>
     <w:p>
@@ -1948,7 +2048,127 @@
         <w:keepNext/>
       </w:pPr>
       <w:r>
-        <w:t xml:space="preserve">十五、在线成果链接</w:t>
+        <w:t xml:space="preserve">十五、一车一因果链与跨工序复制</w:t>
+      </w:r>
+    </w:p>
+    <w:p>
+      <w:r>
+        <w:t xml:space="preserve"/>
+      </w:r>
+    </w:p>
+    <w:p>
+      <w:pPr>
+        <w:pStyle w:val="BodyText"/>
+      </w:pPr>
+      <w:r>
+        <w:t xml:space="preserve">一车一因果链以VIN或零件批次为索引，把过站工位、设备和程序版本、参数窗口、异常事件、风险传播、隔离/复检、人工放行和知识回写组织为可查询线程。事件范围不再是一句“影响8123—8125”，而是三个可分别查看过站时间、测量值和处置状态的对象；压铸场景先以零件批次追溯，装配绑定后再映射到车辆级。</w:t>
+      </w:r>
+    </w:p>
+    <w:p>
+      <w:r>
+        <w:t xml:space="preserve"/>
+      </w:r>
+    </w:p>
+    <w:p>
+      <w:pPr>
+        <w:pStyle w:val="BodyText"/>
+      </w:pPr>
+      <w:r>
+        <w:t xml:space="preserve">四类演示工序共用事件模型、Agent状态机、飞书字段、因果护栏和关闭门，仅替换四类资产：感知适配器、工艺本体模块、检测规则和物理验证方法。总装使用扭矩/角度与复拧；焊装使用电流/寿命/阻抗与焊核；涂装使用温度/风门/过站与附着力；压铸使用模温/流量/热像与X光尺寸。推广模板因此可以复制到电驱、电池包气密、整车标定和供应链来料质量，而不是为每条产线重做一套应用。</w:t>
+      </w:r>
+    </w:p>
+    <w:p>
+      <w:r>
+        <w:t xml:space="preserve"/>
+      </w:r>
+    </w:p>
+    <w:p>
+      <w:pPr>
+        <w:pStyle w:val="Heading1"/>
+        <w:keepNext/>
+      </w:pPr>
+      <w:r>
+        <w:t xml:space="preserve">十六、企业生产部署设计</w:t>
+      </w:r>
+    </w:p>
+    <w:p>
+      <w:r>
+        <w:t xml:space="preserve"/>
+      </w:r>
+    </w:p>
+    <w:p>
+      <w:pPr>
+        <w:pStyle w:val="BodyText"/>
+      </w:pPr>
+      <w:r>
+        <w:t xml:space="preserve">生产接入采用事件总线、边缘特征提取和批流结合。高频参数先在边缘侧完成窗口、漂移、连续性和缺失检查；异常片段进入知识底座后，图谱按设备、工位、工序、参数、质量特性、VIN/批次和FMEA收敛上下文；GraphRAG补充SOP、维修记录和历史8D；Agent生成可证伪根因假设、影响范围和任务草案。事实、知识和协同三类数据均记录来源、事件时间、版本、质量标记和权限等级。</w:t>
+      </w:r>
+    </w:p>
+    <w:p>
+      <w:r>
+        <w:t xml:space="preserve"/>
+      </w:r>
+    </w:p>
+    <w:p>
+      <w:pPr>
+        <w:pStyle w:val="BodyText"/>
+      </w:pPr>
+      <w:r>
+        <w:t xml:space="preserve">飞书生产模型包含质量事件、处置任务、复检记录、设备维修和知识回写五张关联表。P1卡片支持确认隔离、接单、补充证据和升级；任务v2承载负责人、关注人、截止时间、子任务、评论和附件；Aily提供事件查询、VIN追溯、处置草案和复盘生成；任务与消息事件驱动Base状态回写。机器人可用范围、卡片回调、事件订阅和应用发布由企业管理员审批。</w:t>
+      </w:r>
+    </w:p>
+    <w:p>
+      <w:r>
+        <w:t xml:space="preserve"/>
+      </w:r>
+    </w:p>
+    <w:p>
+      <w:pPr>
+        <w:pStyle w:val="Heading1"/>
+        <w:keepNext/>
+      </w:pPr>
+      <w:r>
+        <w:t xml:space="preserve">十七、可靠性、治理与验收</w:t>
+      </w:r>
+    </w:p>
+    <w:p>
+      <w:r>
+        <w:t xml:space="preserve"/>
+      </w:r>
+    </w:p>
+    <w:p>
+      <w:pPr>
+        <w:pStyle w:val="BodyText"/>
+      </w:pPr>
+      <w:r>
+        <w:t xml:space="preserve">系统采用规则兜底、图谱收敛、模型排序和专家确认。关键安全规则优先于模型；低置信或证据冲突时不输出唯一根因；数据延迟、核心点位缺失或模型连续异常时停止自动派单；飞书接口异常时保存本地事件包并按幂等键补偿同步。系统不直接修改PLC/SCADA参数，不替代质量放行，不自动关闭P1。</w:t>
+      </w:r>
+    </w:p>
+    <w:p>
+      <w:r>
+        <w:t xml:space="preserve"/>
+      </w:r>
+    </w:p>
+    <w:p>
+      <w:pPr>
+        <w:pStyle w:val="BodyText"/>
+      </w:pPr>
+      <w:r>
+        <w:t xml:space="preserve">试点验收以实测为准：缺陷显性化前置量中位数不少于10分钟，P1召回率不低于95%，根因Top-3命中率不低于80%，影响范围准确率不低于90%，飞书派发小于1分钟，任务按期关闭率不低于90%，五项关闭门完整率为100%，复盘知识沉淀率不低于90%，越权操作为0。价值指标只统计被现场采纳并完成闭环的事件，不把试点目标或仿真时间窗表述为既成收益。</w:t>
+      </w:r>
+    </w:p>
+    <w:p>
+      <w:r>
+        <w:t xml:space="preserve"/>
+      </w:r>
+    </w:p>
+    <w:p>
+      <w:pPr>
+        <w:pStyle w:val="Heading1"/>
+        <w:keepNext/>
+      </w:pPr>
+      <w:r>
+        <w:t xml:space="preserve">十八、在线成果链接</w:t>
       </w:r>
     </w:p>
     <w:p>
@@ -2027,17 +2247,17 @@
         <w:keepNext/>
       </w:pPr>
       <w:r>
-        <w:t xml:space="preserve">十六、参考资料</w:t>
-      </w:r>
-    </w:p>
-    <w:p>
-      <w:r>
-        <w:t xml:space="preserve"/>
-      </w:r>
-    </w:p>
-    <w:p>
-      <w:pPr>
-        <w:pStyle w:val="ListParagraph"/>
+        <w:t xml:space="preserve">十九、参考资料</w:t>
+      </w:r>
+    </w:p>
+    <w:p>
+      <w:r>
+        <w:t xml:space="preserve"/>
+      </w:r>
+    </w:p>
+    <w:p>
+      <w:pPr>
+        <w:pStyle w:val="ReferenceList"/>
       </w:pPr>
       <w:r>
         <w:t xml:space="preserve">1. 赛力斯集团股份有限公司：《2024年年度报告》，2025。</w:t>
@@ -2045,7 +2265,7 @@
     </w:p>
     <w:p>
       <w:pPr>
-        <w:pStyle w:val="ListParagraph"/>
+        <w:pStyle w:val="ReferenceList"/>
       </w:pPr>
       <w:r>
         <w:t xml:space="preserve">2. 赛力斯集团股份有限公司：《2025年半年度报告》，2025。</w:t>
@@ -2053,7 +2273,7 @@
     </w:p>
     <w:p>
       <w:pPr>
-        <w:pStyle w:val="ListParagraph"/>
+        <w:pStyle w:val="ReferenceList"/>
       </w:pPr>
       <w:r>
         <w:t xml:space="preserve">3. 赛力斯集团股份有限公司：《2024年环境、社会及管治报告》，2025。</w:t>
@@ -2061,7 +2281,7 @@
     </w:p>
     <w:p>
       <w:pPr>
-        <w:pStyle w:val="ListParagraph"/>
+        <w:pStyle w:val="ReferenceList"/>
       </w:pPr>
       <w:r>
         <w:t xml:space="preserve">4. ISO：ISO 9001 explained，Quality management systems。</w:t>
@@ -2069,7 +2289,7 @@
     </w:p>
     <w:p>
       <w:pPr>
-        <w:pStyle w:val="ListParagraph"/>
+        <w:pStyle w:val="ReferenceList"/>
       </w:pPr>
       <w:r>
         <w:t xml:space="preserve">5. NIST：Artificial Intelligence Risk Management Framework 1.0，NIST AI 100-1，2023。</w:t>
@@ -2077,7 +2297,7 @@
     </w:p>
     <w:p>
       <w:pPr>
-        <w:pStyle w:val="ListParagraph"/>
+        <w:pStyle w:val="ReferenceList"/>
       </w:pPr>
       <w:r>
         <w:t xml:space="preserve">6. Wehner C, Kertel M, Wewerka J, et al. Interactive and Intelligent Root Cause Analysis in Manufacturing with Causal Bayesian Networks and Knowledge Graphs. arXiv:2402.00043, 2024.</w:t>
@@ -2085,7 +2305,7 @@
     </w:p>
     <w:p>
       <w:pPr>
-        <w:pStyle w:val="ListParagraph"/>
+        <w:pStyle w:val="ReferenceList"/>
       </w:pPr>
       <w:r>
         <w:t xml:space="preserve">7. Chen J, Qian J, Zhang X, et al. Root-KGD: A Novel Framework for Root Cause Diagnosis Based on Knowledge Graph and Industrial Data. arXiv:2406.13664, 2024.</w:t>
@@ -2093,7 +2313,7 @@
     </w:p>
     <w:p>
       <w:pPr>
-        <w:pStyle w:val="ListParagraph"/>
+        <w:pStyle w:val="ReferenceList"/>
       </w:pPr>
       <w:r>
         <w:t xml:space="preserve">8. Knollmeyer S, Caymazer O, Grossmann D. Document GraphRAG: Knowledge Graph Enhanced Retrieval Augmented Generation for Document Question Answering Within the Manufacturing Domain. Electronics, 2025, 14(11):2102.</w:t>
@@ -2101,7 +2321,7 @@
     </w:p>
     <w:p>
       <w:pPr>
-        <w:pStyle w:val="ListParagraph"/>
+        <w:pStyle w:val="ReferenceList"/>
       </w:pPr>
       <w:r>
         <w:t xml:space="preserve">9. Kurniawan K, Kropatschek S, Kiesling E, et al. ProQ-KG: Integrated Cyber-Physical Production System Knowledge Graph for Quality Issue Analysis, 2025.</w:t>
@@ -2109,7 +2329,7 @@
     </w:p>
     <w:p>
       <w:pPr>
-        <w:pStyle w:val="ListParagraph"/>
+        <w:pStyle w:val="ReferenceList"/>
       </w:pPr>
       <w:r>
         <w:t xml:space="preserve">10. Xu Z, Dang Y. Data-driven causal knowledge graph construction for root cause analysis in quality problem solving. International Journal of Production Research, 2023, 61(14):4693-4711.</w:t>
@@ -2117,7 +2337,7 @@
     </w:p>
     <w:p>
       <w:pPr>
-        <w:pStyle w:val="ListParagraph"/>
+        <w:pStyle w:val="ReferenceList"/>
       </w:pPr>
       <w:r>
         <w:t xml:space="preserve">11. 飞书开放平台：多维表格概述。</w:t>
@@ -2125,7 +2345,7 @@
     </w:p>
     <w:p>
       <w:pPr>
-        <w:pStyle w:val="ListParagraph"/>
+        <w:pStyle w:val="ReferenceList"/>
       </w:pPr>
       <w:r>
         <w:t xml:space="preserve">12. 飞书开放平台：任务v2概述。</w:t>
@@ -2133,7 +2353,7 @@
     </w:p>
     <w:p>
       <w:pPr>
-        <w:pStyle w:val="ListParagraph"/>
+        <w:pStyle w:val="ReferenceList"/>
       </w:pPr>
       <w:r>
         <w:t xml:space="preserve">13. 飞书开放平台：配置卡片交互。</w:t>
@@ -2141,10 +2361,34 @@
     </w:p>
     <w:p>
       <w:pPr>
-        <w:pStyle w:val="ListParagraph"/>
+        <w:pStyle w:val="ReferenceList"/>
       </w:pPr>
       <w:r>
         <w:t xml:space="preserve">14. 飞书开放平台：文档OpenAPI概述。</w:t>
+      </w:r>
+    </w:p>
+    <w:p>
+      <w:pPr>
+        <w:pStyle w:val="ReferenceList"/>
+      </w:pPr>
+      <w:r>
+        <w:t xml:space="preserve">15. Rehak J, Sommer A, Becker M, et al. Counterfactual Root Cause Analysis via Anomaly Detection and Causal Graphs. IEEE INDIN, 2023.</w:t>
+      </w:r>
+    </w:p>
+    <w:p>
+      <w:pPr>
+        <w:pStyle w:val="ReferenceList"/>
+      </w:pPr>
+      <w:r>
+        <w:t xml:space="preserve">16. Rehak J, Youssef S, Beyerer J. Root cause analysis using anomaly detection and temporal informed causal graphs. ML4CPS, 2024.</w:t>
+      </w:r>
+    </w:p>
+    <w:p>
+      <w:pPr>
+        <w:pStyle w:val="ReferenceList"/>
+      </w:pPr>
+      <w:r>
+        <w:t xml:space="preserve">17. Kropatschek S, et al. Retrieval-Augmented Generation using Knowledge Graphs for Manufacturing Problem-Solving, 2025.</w:t>
       </w:r>
     </w:p>
     <w:sectPr>
@@ -2276,6 +2520,20 @@
       <w:spacing w:after="120" w:line="280" w:lineRule="auto"/>
     </w:pPr>
   </w:style>
+  <w:style w:type="paragraph" w:styleId="ReferenceList">
+    <w:name w:val="Reference List"/>
+    <w:basedOn w:val="Normal"/>
+    <w:pPr>
+      <w:ind w:left="360" w:hanging="240"/>
+      <w:spacing w:after="50" w:line="220" w:lineRule="auto"/>
+    </w:pPr>
+    <w:rPr>
+      <w:rFonts w:ascii="Calibri" w:eastAsia="Microsoft YaHei" w:hAnsi="Calibri"/>
+      <w:sz w:val="18"/>
+      <w:szCs w:val="18"/>
+      <w:color w:val="172033"/>
+    </w:rPr>
+  </w:style>
   <w:style w:type="paragraph" w:styleId="SmallSpace">
     <w:name w:val="Small Space"/>
     <w:pPr>

--- a/提交材料/09_决赛完整技术方案.docx
+++ b/提交材料/09_决赛完整技术方案.docx
@@ -553,7 +553,7 @@
         <w:pStyle w:val="BodyText"/>
       </w:pPr>
       <w:r>
-        <w:t xml:space="preserve">赛力斯正在推进“产业大脑+超级工厂”引领的智能制造2.0和数智质量2.0。公司2024年年度报告提出运用AI、仿真等技术建设全链质量管理能力，推动质量管理从概率性向确定性转变；2024年ESG报告披露超过30,000个过程质量自动化控制点、1,200余个AI质量监测点，并建立“一车一档”和“一件一档”；2025年半年度报告披露关键生产工序、焊点质量和整车静态质量的高度自动化检测基础。企业已经能够持续采集设备、工艺和质量数据，真正需要补齐的是弱信号如何形成可行动风险、跨系统证据如何收敛、处置责任如何流转、关闭结果如何成为下一次判断依据。</w:t>
+        <w:t xml:space="preserve">赛力斯正在推进“产业大脑+超级工厂”引领的智能制造2.0和数智质量2.0。公司2025年年度报告进一步披露工业AI大模型、行业首创智能连接工艺系统和36,000+质量点位全自动实时监控，并以“信息—决策—行动”闭环连接生产、质量与供应链；2024年ESG报告披露超过30,000个过程质量自动化控制点、1,200余个AI质量监测点，并建立“一车一档”和“一件一档”；2025年半年度报告披露关键生产工序、焊点质量和整车静态质量的高度自动化检测基础。企业真正需要补齐的已不是“有没有数据”，而是弱信号如何形成可行动风险、跨系统证据如何收敛、处置责任如何流转、关闭结果如何成为下一次判断依据。</w:t>
       </w:r>
     </w:p>
     <w:p>
@@ -1020,7 +1020,7 @@
         <w:pStyle w:val="BodyText"/>
       </w:pPr>
       <w:r>
-        <w:t xml:space="preserve">GraphRAG先在图谱中锁定设备、工位、参数、质量特性、失效模式、PFMEA和历史案例，再检索SOP、维修记录、控制计划和历史8D。输出始终保留Top-3，不把相似案例直接写成事实。每个假设必须同时呈现支持证据、冲突证据、置信度和能改变证据强度的干预动作。</w:t>
+        <w:t xml:space="preserve">生产版GraphRAG先在图谱中锁定设备、工位、参数、质量特性、失效模式、PFMEA和历史案例，再检索SOP、维修记录、控制计划和历史8D。当前仓库完成了可运行的机制原型：28个实例节点、24条关系边，按事件ID执行有界关系路径检索，输出6步查询轨迹、来源片段和原始样本哈希；企业文档切片、向量索引和图数据库属于现场接入项。输出始终保留稳定编号H1/H2/H3，并以Rank单独表达排序，避免干预后假设身份漂移。</w:t>
       </w:r>
     </w:p>
     <w:p>
@@ -1678,7 +1678,7 @@
         <w:pStyle w:val="BodyText"/>
       </w:pPr>
       <w:r>
-        <w:t xml:space="preserve">项目已形成三类在线对象：质量事件Base记录、责任任务和复盘文档。生产数据模型扩展为质量事件、处置任务、复检记录、设备维修、审批记录和复盘知识六张关联表。</w:t>
+        <w:t xml:space="preserve">飞书能力按证据分为三层：质量事件Base写入与回读已经在线核验；责任任务和复盘文档提供可打开的对象样例；机器人卡片、Aily、企业角色映射、原生审批和事件消费者待企业开发者应用部署。生产数据模型为质量事件、处置任务、复检记录、设备维修、审批记录和复盘知识六张关联表，页面按同一事件ID展示六对象闭环，不把对象样例表述为现网自动编排。</w:t>
       </w:r>
     </w:p>
     <w:p>
@@ -2525,7 +2525,7 @@
           </w:tcPr>
           <w:p>
             <w:r>
-              <w:t xml:space="preserve">四工况切换、VIN/零件追溯、Top-3、反事实重排、模式切换、故障降级和关闭状态机可交互</w:t>
+              <w:t xml:space="preserve">四工况动态产线态势、回答证据引用、稳定H编号与Rank重排、五项独立关闭门、六对象飞书轨迹和试点就绪门可交互</w:t>
             </w:r>
           </w:p>
         </w:tc>
@@ -2559,75 +2559,109 @@
           </w:tcPr>
           <w:p>
             <w:r>
-              <w:t xml:space="preserve">从时间序列计算EWMA/CUSUM触发点和前置量，可接受干预输入并更新后验</w:t>
-            </w:r>
-          </w:p>
-        </w:tc>
-      </w:tr>
-      <w:tr>
-        <w:tc>
-          <w:tcPr>
-            <w:tcW w:w="4680" w:type="dxa"/>
-            <w:tcMar>
-              <w:top w:w="100" w:type="dxa"/>
-              <w:bottom w:w="100" w:type="dxa"/>
-              <w:start w:w="140" w:type="dxa"/>
-              <w:end w:w="140" w:type="dxa"/>
-            </w:tcMar>
-          </w:tcPr>
-          <w:p>
-            <w:r>
-              <w:t xml:space="preserve">飞书对象</w:t>
-            </w:r>
-          </w:p>
-        </w:tc>
-        <w:tc>
-          <w:tcPr>
-            <w:tcW w:w="4680" w:type="dxa"/>
-            <w:tcMar>
-              <w:top w:w="100" w:type="dxa"/>
-              <w:bottom w:w="100" w:type="dxa"/>
-              <w:start w:w="140" w:type="dxa"/>
-              <w:end w:w="140" w:type="dxa"/>
-            </w:tcMar>
-          </w:tcPr>
-          <w:p>
-            <w:r>
-              <w:t xml:space="preserve">Base记录写入回读、事件ID幂等任务、关联复盘文档已形成</w:t>
-            </w:r>
-          </w:p>
-        </w:tc>
-      </w:tr>
-      <w:tr>
-        <w:tc>
-          <w:tcPr>
-            <w:tcW w:w="4680" w:type="dxa"/>
-            <w:tcMar>
-              <w:top w:w="100" w:type="dxa"/>
-              <w:bottom w:w="100" w:type="dxa"/>
-              <w:start w:w="140" w:type="dxa"/>
-              <w:end w:w="140" w:type="dxa"/>
-            </w:tcMar>
-          </w:tcPr>
-          <w:p>
-            <w:r>
-              <w:t xml:space="preserve">材料契约</w:t>
-            </w:r>
-          </w:p>
-        </w:tc>
-        <w:tc>
-          <w:tcPr>
-            <w:tcW w:w="4680" w:type="dxa"/>
-            <w:tcMar>
-              <w:top w:w="100" w:type="dxa"/>
-              <w:bottom w:w="100" w:type="dxa"/>
-              <w:start w:w="140" w:type="dxa"/>
-              <w:end w:w="140" w:type="dxa"/>
-            </w:tcMar>
-          </w:tcPr>
-          <w:p>
-            <w:r>
-              <w:t xml:space="preserve">网页、JSON、脚本和文档通过一致性审计；DOCX无页眉页脚和过程性表述</w:t>
+              <w:t xml:space="preserve">从时间序列计算EWMA/CUSUM触发点和前置量，执行事件Schema准入、关系图遍历、来源追溯与干预后验更新</w:t>
+            </w:r>
+          </w:p>
+        </w:tc>
+      </w:tr>
+      <w:tr>
+        <w:tc>
+          <w:tcPr>
+            <w:tcW w:w="4680" w:type="dxa"/>
+            <w:tcMar>
+              <w:top w:w="100" w:type="dxa"/>
+              <w:bottom w:w="100" w:type="dxa"/>
+              <w:start w:w="140" w:type="dxa"/>
+              <w:end w:w="140" w:type="dxa"/>
+            </w:tcMar>
+          </w:tcPr>
+          <w:p>
+            <w:r>
+              <w:t xml:space="preserve">数据契约</w:t>
+            </w:r>
+          </w:p>
+        </w:tc>
+        <w:tc>
+          <w:tcPr>
+            <w:tcW w:w="4680" w:type="dxa"/>
+            <w:tcMar>
+              <w:top w:w="100" w:type="dxa"/>
+              <w:bottom w:w="100" w:type="dxa"/>
+              <w:start w:w="140" w:type="dxa"/>
+              <w:end w:w="140" w:type="dxa"/>
+            </w:tcMar>
+          </w:tcPr>
+          <w:p>
+            <w:r>
+              <w:t xml:space="preserve">4条有效事件通过；缺字段、重复、延迟、错误单位、校准失效和可疑质量码6类异常被拒绝</w:t>
+            </w:r>
+          </w:p>
+        </w:tc>
+      </w:tr>
+      <w:tr>
+        <w:tc>
+          <w:tcPr>
+            <w:tcW w:w="4680" w:type="dxa"/>
+            <w:tcMar>
+              <w:top w:w="100" w:type="dxa"/>
+              <w:bottom w:w="100" w:type="dxa"/>
+              <w:start w:w="140" w:type="dxa"/>
+              <w:end w:w="140" w:type="dxa"/>
+            </w:tcMar>
+          </w:tcPr>
+          <w:p>
+            <w:r>
+              <w:t xml:space="preserve">飞书能力</w:t>
+            </w:r>
+          </w:p>
+        </w:tc>
+        <w:tc>
+          <w:tcPr>
+            <w:tcW w:w="4680" w:type="dxa"/>
+            <w:tcMar>
+              <w:top w:w="100" w:type="dxa"/>
+              <w:bottom w:w="100" w:type="dxa"/>
+              <w:start w:w="140" w:type="dxa"/>
+              <w:end w:w="140" w:type="dxa"/>
+            </w:tcMar>
+          </w:tcPr>
+          <w:p>
+            <w:r>
+              <w:t xml:space="preserve">Base写入回读已在线核验；任务与复盘文档为对象样例；卡片、Aily、审批和事件订阅待企业部署</w:t>
+            </w:r>
+          </w:p>
+        </w:tc>
+      </w:tr>
+      <w:tr>
+        <w:tc>
+          <w:tcPr>
+            <w:tcW w:w="4680" w:type="dxa"/>
+            <w:tcMar>
+              <w:top w:w="100" w:type="dxa"/>
+              <w:bottom w:w="100" w:type="dxa"/>
+              <w:start w:w="140" w:type="dxa"/>
+              <w:end w:w="140" w:type="dxa"/>
+            </w:tcMar>
+          </w:tcPr>
+          <w:p>
+            <w:r>
+              <w:t xml:space="preserve">静态检查</w:t>
+            </w:r>
+          </w:p>
+        </w:tc>
+        <w:tc>
+          <w:tcPr>
+            <w:tcW w:w="4680" w:type="dxa"/>
+            <w:tcMar>
+              <w:top w:w="100" w:type="dxa"/>
+              <w:bottom w:w="100" w:type="dxa"/>
+              <w:start w:w="140" w:type="dxa"/>
+              <w:end w:w="140" w:type="dxa"/>
+            </w:tcMar>
+          </w:tcPr>
+          <w:p>
+            <w:r>
+              <w:t xml:space="preserve">网页、JSON、脚本和文档通过结构与静态一致性检查；DOCX无页眉页脚和过程性表述</w:t>
             </w:r>
           </w:p>
         </w:tc>
@@ -2898,23 +2932,23 @@
           </w:tcPr>
           <w:p>
             <w:r>
-              <w:t xml:space="preserve">不高于10%</w:t>
-            </w:r>
-          </w:p>
-        </w:tc>
-        <w:tc>
-          <w:tcPr>
-            <w:tcW w:w="3120" w:type="dxa"/>
-            <w:tcMar>
-              <w:top w:w="100" w:type="dxa"/>
-              <w:bottom w:w="100" w:type="dxa"/>
-              <w:start w:w="140" w:type="dxa"/>
-              <w:end w:w="140" w:type="dxa"/>
-            </w:tcMar>
-          </w:tcPr>
-          <w:p>
-            <w:r>
-              <w:t xml:space="preserve">被驳回且无须处置事件/全部派单事件</w:t>
+              <w:t xml:space="preserve">影子期不高于15%，协同期不高于10%</w:t>
+            </w:r>
+          </w:p>
+        </w:tc>
+        <w:tc>
+          <w:tcPr>
+            <w:tcW w:w="3120" w:type="dxa"/>
+            <w:tcMar>
+              <w:top w:w="100" w:type="dxa"/>
+              <w:bottom w:w="100" w:type="dxa"/>
+              <w:start w:w="140" w:type="dxa"/>
+              <w:end w:w="140" w:type="dxa"/>
+            </w:tcMar>
+          </w:tcPr>
+          <w:p>
+            <w:r>
+              <w:t xml:space="preserve">被驳回且无须处置事件/全部可行动风险</w:t>
             </w:r>
           </w:p>
         </w:tc>
@@ -3338,7 +3372,7 @@
         <w:pStyle w:val="BodyText"/>
       </w:pPr>
       <w:r>
-        <w:t xml:space="preserve">所有业务收益只统计被现场采纳并完成确定性关闭的事件。试点同时观察人工驳回率、数据隔离率和降级运行时长，防止通过扩大告警数量获得表面提前。</w:t>
+        <w:t xml:space="preserve">所有业务收益只统计被现场采纳并完成确定性关闭的事件。每项指标报告样本量、点估计和95%置信区间，并按工序、班次、设备新旧与风险等级分层；金标准由双专家独立标注、第三人仲裁。P1重大漏判、越权成功或五门缺失仍关闭时立即No-Go。详细签收规则见`docs/pilot-acceptance-protocol.md`。</w:t>
       </w:r>
     </w:p>
     <w:p>
@@ -3700,7 +3734,7 @@
           </w:tcPr>
           <w:p>
             <w:r>
-              <w:t xml:space="preserve">`D:\赛力斯\app\index.html`</w:t>
+              <w:t xml:space="preserve">`app/index.html`</w:t>
             </w:r>
           </w:p>
         </w:tc>
@@ -3752,6 +3786,74 @@
           </w:tcPr>
           <w:p>
             <w:r>
+              <w:t xml:space="preserve">数据准入契约</w:t>
+            </w:r>
+          </w:p>
+        </w:tc>
+        <w:tc>
+          <w:tcPr>
+            <w:tcW w:w="4680" w:type="dxa"/>
+            <w:tcMar>
+              <w:top w:w="100" w:type="dxa"/>
+              <w:bottom w:w="100" w:type="dxa"/>
+              <w:start w:w="140" w:type="dxa"/>
+              <w:end w:w="140" w:type="dxa"/>
+            </w:tcMar>
+          </w:tcPr>
+          <w:p>
+            <w:r>
+              <w:t xml:space="preserve">`data/factory_event.schema.json`</w:t>
+            </w:r>
+          </w:p>
+        </w:tc>
+      </w:tr>
+      <w:tr>
+        <w:tc>
+          <w:tcPr>
+            <w:tcW w:w="4680" w:type="dxa"/>
+            <w:tcMar>
+              <w:top w:w="100" w:type="dxa"/>
+              <w:bottom w:w="100" w:type="dxa"/>
+              <w:start w:w="140" w:type="dxa"/>
+              <w:end w:w="140" w:type="dxa"/>
+            </w:tcMar>
+          </w:tcPr>
+          <w:p>
+            <w:r>
+              <w:t xml:space="preserve">关系图实例</w:t>
+            </w:r>
+          </w:p>
+        </w:tc>
+        <w:tc>
+          <w:tcPr>
+            <w:tcW w:w="4680" w:type="dxa"/>
+            <w:tcMar>
+              <w:top w:w="100" w:type="dxa"/>
+              <w:bottom w:w="100" w:type="dxa"/>
+              <w:start w:w="140" w:type="dxa"/>
+              <w:end w:w="140" w:type="dxa"/>
+            </w:tcMar>
+          </w:tcPr>
+          <w:p>
+            <w:r>
+              <w:t xml:space="preserve">`data/quality_graph.json`</w:t>
+            </w:r>
+          </w:p>
+        </w:tc>
+      </w:tr>
+      <w:tr>
+        <w:tc>
+          <w:tcPr>
+            <w:tcW w:w="4680" w:type="dxa"/>
+            <w:tcMar>
+              <w:top w:w="100" w:type="dxa"/>
+              <w:bottom w:w="100" w:type="dxa"/>
+              <w:start w:w="140" w:type="dxa"/>
+              <w:end w:w="140" w:type="dxa"/>
+            </w:tcMar>
+          </w:tcPr>
+          <w:p>
+            <w:r>
               <w:t xml:space="preserve">决策保障契约</w:t>
             </w:r>
           </w:p>
@@ -3871,6 +3973,40 @@
           <w:p>
             <w:r>
               <w:t xml:space="preserve">`scripts/orchestrate_feishu_quality_event.ps1`</w:t>
+            </w:r>
+          </w:p>
+        </w:tc>
+      </w:tr>
+      <w:tr>
+        <w:tc>
+          <w:tcPr>
+            <w:tcW w:w="4680" w:type="dxa"/>
+            <w:tcMar>
+              <w:top w:w="100" w:type="dxa"/>
+              <w:bottom w:w="100" w:type="dxa"/>
+              <w:start w:w="140" w:type="dxa"/>
+              <w:end w:w="140" w:type="dxa"/>
+            </w:tcMar>
+          </w:tcPr>
+          <w:p>
+            <w:r>
+              <w:t xml:space="preserve">试点验收协议</w:t>
+            </w:r>
+          </w:p>
+        </w:tc>
+        <w:tc>
+          <w:tcPr>
+            <w:tcW w:w="4680" w:type="dxa"/>
+            <w:tcMar>
+              <w:top w:w="100" w:type="dxa"/>
+              <w:bottom w:w="100" w:type="dxa"/>
+              <w:start w:w="140" w:type="dxa"/>
+              <w:end w:w="140" w:type="dxa"/>
+            </w:tcMar>
+          </w:tcPr>
+          <w:p>
+            <w:r>
+              <w:t xml:space="preserve">`docs/pilot-acceptance-protocol.md`</w:t>
             </w:r>
           </w:p>
         </w:tc>
@@ -4044,7 +4180,7 @@
         <w:pStyle w:val="ReferenceList"/>
       </w:pPr>
       <w:r>
-        <w:t xml:space="preserve">1. 赛力斯集团股份有限公司. 2024年年度报告[EB/OL]. 2025. https://cdn-web.seres.cn/uploads/20250401/5cb4a1a9711d4df2daabb14d964625a0.pdf</w:t>
+        <w:t xml:space="preserve">1. 赛力斯集团股份有限公司. 2025年年度报告[EB/OL]. 2026. https://vip.stock.finance.sina.com.cn/corp/view/vCB_AllBulletinDetail.php?id=12037655&amp;stockid=601127</w:t>
       </w:r>
     </w:p>
     <w:p>
@@ -4052,7 +4188,7 @@
         <w:pStyle w:val="ReferenceList"/>
       </w:pPr>
       <w:r>
-        <w:t xml:space="preserve">2. 赛力斯集团股份有限公司. 2024年环境、社会及管治报告[EB/OL]. 2025. https://cdn-web.seres.cn/uploads/20250401/527578cbe5eb235154a0b049fa778022.pdf</w:t>
+        <w:t xml:space="preserve">2. 赛力斯集团股份有限公司. 2024年年度报告[EB/OL]. 2025. https://cdn-web.seres.cn/uploads/20250401/5cb4a1a9711d4df2daabb14d964625a0.pdf</w:t>
       </w:r>
     </w:p>
     <w:p>
@@ -4060,7 +4196,7 @@
         <w:pStyle w:val="ReferenceList"/>
       </w:pPr>
       <w:r>
-        <w:t xml:space="preserve">3. 赛力斯集团股份有限公司. 2025年半年度报告[EB/OL]. 2025. https://cdn-web.seres.cn/uploads/20250902/16d86a4ef54310af944762148f4e9c3a.pdf</w:t>
+        <w:t xml:space="preserve">3. 赛力斯集团股份有限公司. 2024年环境、社会及管治报告[EB/OL]. 2025. https://cdn-web.seres.cn/uploads/20250401/527578cbe5eb235154a0b049fa778022.pdf</w:t>
       </w:r>
     </w:p>
     <w:p>
@@ -4068,7 +4204,7 @@
         <w:pStyle w:val="ReferenceList"/>
       </w:pPr>
       <w:r>
-        <w:t xml:space="preserve">4. National Institute of Standards and Technology. Artificial Intelligence Risk Management Framework 1.0[EB/OL]. 2023. https://airc.nist.gov/airmf-resources/airmf/</w:t>
+        <w:t xml:space="preserve">4. 赛力斯集团股份有限公司. 2025年半年度报告[EB/OL]. 2025. https://cdn-web.seres.cn/uploads/20250902/16d86a4ef54310af944762148f4e9c3a.pdf</w:t>
       </w:r>
     </w:p>
     <w:p>
@@ -4076,7 +4212,7 @@
         <w:pStyle w:val="ReferenceList"/>
       </w:pPr>
       <w:r>
-        <w:t xml:space="preserve">5. National Institute of Standards and Technology. Guide to Operational Technology Security: SP 800-82 Rev.3[EB/OL]. 2023. https://csrc.nist.gov/pubs/sp/800/82/r3/final</w:t>
+        <w:t xml:space="preserve">5. National Institute of Standards and Technology. Artificial Intelligence Risk Management Framework 1.0[EB/OL]. 2023. https://airc.nist.gov/airmf-resources/airmf/</w:t>
       </w:r>
     </w:p>
     <w:p>
@@ -4084,7 +4220,7 @@
         <w:pStyle w:val="ReferenceList"/>
       </w:pPr>
       <w:r>
-        <w:t xml:space="preserve">6. ISO. ISO 23247-2:2021 Automation systems and integration - Digital twin framework for manufacturing - Reference architecture[EB/OL]. https://www.iso.org/standard/78743.html</w:t>
+        <w:t xml:space="preserve">6. National Institute of Standards and Technology. Guide to Operational Technology Security: SP 800-82 Rev.3[EB/OL]. 2023. https://csrc.nist.gov/pubs/sp/800/82/r3/final</w:t>
       </w:r>
     </w:p>
     <w:p>
@@ -4092,7 +4228,7 @@
         <w:pStyle w:val="ReferenceList"/>
       </w:pPr>
       <w:r>
-        <w:t xml:space="preserve">7. OPC Foundation. OPC Unified Architecture - Common Object Model: ISA-95[EB/OL]. https://reference.opcfoundation.org/specs/OPC-10030/4.1</w:t>
+        <w:t xml:space="preserve">7. ISO. ISO 23247-2:2021 Automation systems and integration - Digital twin framework for manufacturing - Reference architecture[EB/OL]. https://www.iso.org/standard/78743.html</w:t>
       </w:r>
     </w:p>
     <w:p>
@@ -4100,7 +4236,7 @@
         <w:pStyle w:val="ReferenceList"/>
       </w:pPr>
       <w:r>
-        <w:t xml:space="preserve">8. Automotive Industry Action Group. Control Plan 1st Edition[EB/OL]. https://www.aiag.org/training-and-resources/manuals/details/CP-1</w:t>
+        <w:t xml:space="preserve">8. OPC Foundation. OPC Unified Architecture - Common Object Model: ISA-95[EB/OL]. https://reference.opcfoundation.org/specs/OPC-10030/4.1</w:t>
       </w:r>
     </w:p>
     <w:p>
@@ -4108,7 +4244,7 @@
         <w:pStyle w:val="ReferenceList"/>
       </w:pPr>
       <w:r>
-        <w:t xml:space="preserve">9. Automotive Industry Action Group. AIAG &amp; VDA FMEA Handbook[EB/OL]. https://www.aiag.org/training-and-resources/manuals/details/FMEAAV-1</w:t>
+        <w:t xml:space="preserve">9. Automotive Industry Action Group. Control Plan 1st Edition[EB/OL]. https://www.aiag.org/training-and-resources/manuals/details/CP-1</w:t>
       </w:r>
     </w:p>
     <w:p>
@@ -4116,7 +4252,7 @@
         <w:pStyle w:val="ReferenceList"/>
       </w:pPr>
       <w:r>
-        <w:t xml:space="preserve">10. Wehner C, Kertel M, Wewerka J, et al. Interactive and Intelligent Root Cause Analysis in Manufacturing with Causal Bayesian Networks and Knowledge Graphs[EB/OL]. 2024. https://arxiv.org/abs/2402.00043</w:t>
+        <w:t xml:space="preserve">10. Automotive Industry Action Group. AIAG &amp; VDA FMEA Handbook[EB/OL]. https://www.aiag.org/training-and-resources/manuals/details/FMEAAV-1</w:t>
       </w:r>
     </w:p>
     <w:p>
@@ -4124,7 +4260,7 @@
         <w:pStyle w:val="ReferenceList"/>
       </w:pPr>
       <w:r>
-        <w:t xml:space="preserve">11. Chen J, Qian J, Zhang X, et al. Root-KGD: A Novel Framework for Root Cause Diagnosis Based on Knowledge Graph and Industrial Data[EB/OL]. 2024. https://arxiv.org/abs/2406.13664</w:t>
+        <w:t xml:space="preserve">11. Wehner C, Kertel M, Wewerka J, et al. Interactive and Intelligent Root Cause Analysis in Manufacturing with Causal Bayesian Networks and Knowledge Graphs[EB/OL]. 2024. https://arxiv.org/abs/2402.00043</w:t>
       </w:r>
     </w:p>
     <w:p>
@@ -4132,7 +4268,7 @@
         <w:pStyle w:val="ReferenceList"/>
       </w:pPr>
       <w:r>
-        <w:t xml:space="preserve">12. Knollmeyer S, Caymazer O, Grossmann D. Document GraphRAG: Knowledge Graph Enhanced Retrieval Augmented Generation for Document Question Answering Within the Manufacturing Domain[J]. Electronics, 2025, 14(11):2102. https://www.mdpi.com/2079-9292/14/11/2102</w:t>
+        <w:t xml:space="preserve">12. Chen J, Qian J, Zhang X, et al. Root-KGD: A Novel Framework for Root Cause Diagnosis Based on Knowledge Graph and Industrial Data[EB/OL]. 2024. https://arxiv.org/abs/2406.13664</w:t>
       </w:r>
     </w:p>
     <w:p>
@@ -4140,7 +4276,7 @@
         <w:pStyle w:val="ReferenceList"/>
       </w:pPr>
       <w:r>
-        <w:t xml:space="preserve">13. Xu Z, Dang Y. Data-driven causal knowledge graph construction for root cause analysis in quality problem solving[J]. International Journal of Production Research, 2023, 61(14):4693-4711.</w:t>
+        <w:t xml:space="preserve">13. Knollmeyer S, Caymazer O, Grossmann D. Document GraphRAG: Knowledge Graph Enhanced Retrieval Augmented Generation for Document Question Answering Within the Manufacturing Domain[J]. Electronics, 2025, 14(11):2102. https://www.mdpi.com/2079-9292/14/11/2102</w:t>
       </w:r>
     </w:p>
     <w:p>
@@ -4148,7 +4284,7 @@
         <w:pStyle w:val="ReferenceList"/>
       </w:pPr>
       <w:r>
-        <w:t xml:space="preserve">14. Rehak J, Sommer A, Becker M, et al. Counterfactual Root Cause Analysis via Anomaly Detection and Causal Graphs[C]. IEEE INDIN, 2023. https://publica.fraunhofer.de/entities/publication/6127ab3d-d45b-4fc1-a57c-2dae8ed2082f</w:t>
+        <w:t xml:space="preserve">14. Xu Z, Dang Y. Data-driven causal knowledge graph construction for root cause analysis in quality problem solving[J]. International Journal of Production Research, 2023, 61(14):4693-4711.</w:t>
       </w:r>
     </w:p>
     <w:p>
@@ -4156,15 +4292,7 @@
         <w:pStyle w:val="ReferenceList"/>
       </w:pPr>
       <w:r>
-        <w:t xml:space="preserve">15. 飞书开放平台. 事件概述[EB/OL]. https://open.feishu.cn/document/server-docs/event-subscription-guide/overview?lang=zh-CN</w:t>
-      </w:r>
-    </w:p>
-    <w:p>
-      <w:pPr>
-        <w:pStyle w:val="ReferenceList"/>
-      </w:pPr>
-      <w:r>
-        <w:t xml:space="preserve">16. 飞书开放平台. 多维表格记录变更事件[EB/OL]. https://open.feishu.cn/document/docs/bitable-v1/events/bitable_record_changed</w:t>
+        <w:t xml:space="preserve">15. Rehak J, Sommer A, Becker M, et al. Counterfactual Root Cause Analysis via Anomaly Detection and Causal Graphs[C]. IEEE INDIN, 2023. https://publica.fraunhofer.de/entities/publication/6127ab3d-d45b-4fc1-a57c-2dae8ed2082f</w:t>
       </w:r>
     </w:p>
     <w:sectPr>

--- a/提交材料/09_决赛完整技术方案.docx
+++ b/提交材料/09_决赛完整技术方案.docx
@@ -589,6 +589,19 @@
     </w:p>
     <w:p>
       <w:pPr>
+        <w:pStyle w:val="BodyText"/>
+      </w:pPr>
+      <w:r>
+        <w:t xml:space="preserve">公司最新业务材料显示，设备数字化管理已经覆盖标准建模、实例台账、运行监控、维修工单、故障模式、质量影响判断、复机确认和点巡检标准更新。赛事脱敏数据进一步给出625类设备、9673台实例、336项功能、1287条故障模式和406张工单。首期企业场景选择“闭而未解”审计：工单—故障模式关联率17.49%，类型一致完整结构链15.27%；某安全防护设备121张工单中119张已关闭、120张未形成确认原因、0张关联故障模式。数字员工主动识别这类知识债候选，并以现场验证和审批补齐闭环。</w:t>
+      </w:r>
+    </w:p>
+    <w:p>
+      <w:r>
+        <w:t xml:space="preserve"/>
+      </w:r>
+    </w:p>
+    <w:p>
+      <w:pPr>
         <w:pStyle w:val="Heading1"/>
         <w:keepNext/>
       </w:pPr>
@@ -762,23 +775,23 @@
           </w:tcPr>
           <w:p>
             <w:r>
-              <w:t xml:space="preserve">时序弱信号、图谱收敛、反事实验证、任务编排和关闭状态机</w:t>
-            </w:r>
-          </w:p>
-        </w:tc>
-        <w:tc>
-          <w:tcPr>
-            <w:tcW w:w="3120" w:type="dxa"/>
-            <w:tcMar>
-              <w:top w:w="100" w:type="dxa"/>
-              <w:bottom w:w="100" w:type="dxa"/>
-              <w:start w:w="140" w:type="dxa"/>
-              <w:end w:w="140" w:type="dxa"/>
-            </w:tcMar>
-          </w:tcPr>
-          <w:p>
-            <w:r>
-              <w:t xml:space="preserve">四工况互动工作台、运行脚本、事件证据包</w:t>
+              <w:t xml:space="preserve">存量工单主动审计、时序弱信号、图谱收敛、反事实验证、任务编排和关闭状态机</w:t>
+            </w:r>
+          </w:p>
+        </w:tc>
+        <w:tc>
+          <w:tcPr>
+            <w:tcW w:w="3120" w:type="dxa"/>
+            <w:tcMar>
+              <w:top w:w="100" w:type="dxa"/>
+              <w:bottom w:w="100" w:type="dxa"/>
+              <w:start w:w="140" w:type="dxa"/>
+              <w:end w:w="140" w:type="dxa"/>
+            </w:tcMar>
+          </w:tcPr>
+          <w:p>
+            <w:r>
+              <w:t xml:space="preserve">企业数据审计、四工况互动工作台、运行脚本、事件证据包</w:t>
             </w:r>
           </w:p>
         </w:tc>
@@ -928,7 +941,7 @@
           </w:tcPr>
           <w:p>
             <w:r>
-              <w:t xml:space="preserve">总装、焊装、涂装、压铸四类工况模板</w:t>
+              <w:t xml:space="preserve">设备知识债与总装、焊装、涂装、压铸五类模板</w:t>
             </w:r>
           </w:p>
         </w:tc>
@@ -1020,7 +1033,7 @@
         <w:pStyle w:val="BodyText"/>
       </w:pPr>
       <w:r>
-        <w:t xml:space="preserve">生产版GraphRAG先在图谱中锁定设备、工位、参数、质量特性、失效模式、PFMEA和历史案例，再检索SOP、维修记录、控制计划和历史8D。当前仓库完成了可运行的机制原型：28个实例节点、24条关系边，按事件ID执行有界关系路径检索，输出6步查询轨迹、来源片段和原始样本哈希；企业文档切片、向量索引和图数据库属于现场接入项。输出始终保留稳定编号H1/H2/H3，并以Rank单独表达排序，避免干预后假设身份漂移。</w:t>
+        <w:t xml:space="preserve">生产版GraphRAG先在图谱中锁定设备、工位、参数、质量特性、失效模式、PFMEA和历史案例，再检索SOP、维修记录、控制计划和历史8D。当前仓库完成了可运行的机制原型：36个实例节点、32条关系边，按事件ID执行有界关系路径检索。企业数据审计沿实例—类型—功能—同类设备—工单—故障模式形成证据链；工艺事件沿设备—参数—质量特性—VIN/批次形成影响链。输出保留来源片段、查询轨迹和原始样本哈希；候选H1/H2/H3身份与Rank分离。</w:t>
       </w:r>
     </w:p>
     <w:p>
@@ -1296,7 +1309,7 @@
         <w:pStyle w:val="BodyText"/>
       </w:pPr>
       <w:r>
-        <w:t xml:space="preserve">决策前校验解决“这个根因是否值得行动”：检查数据完整、时序先行、机理一致、同位复现和干预可证伪。关闭前校验解决“这次事件是否可以结束”：检查影响范围锁定、物理复检通过、授权人员确认、责任任务完成、知识与控制文件回写。两组校验目的不同，任何一项失败都不能由模型置信度替代。</w:t>
+        <w:t xml:space="preserve">决策前校验解决“这个候选是否值得行动”：检查数据完整、时序先行、机理一致、同位复现和干预可证伪。现场处置关闭检查影响范围、物理复检、授权确认、责任任务和知识草案入审；知识债关闭再检查标准审批、主平台回写和有效性观察。任何一项失败都不能由模型置信度替代。</w:t>
       </w:r>
     </w:p>
     <w:p>
@@ -1678,7 +1691,7 @@
         <w:pStyle w:val="BodyText"/>
       </w:pPr>
       <w:r>
-        <w:t xml:space="preserve">飞书能力按证据分为三层：质量事件Base写入与回读已经在线核验；责任任务和复盘文档提供可打开的对象样例；机器人卡片、Aily、企业角色映射、原生审批和事件消费者待企业开发者应用部署。生产数据模型为质量事件、处置任务、复检记录、设备维修、审批记录和复盘知识六张关联表，页面按同一事件ID展示六对象闭环，不把对象样例表述为现网自动编排。</w:t>
+        <w:t xml:space="preserve">飞书能力按证据分为三层：质量事件Base写入与回读已经在线核验；责任任务和复盘文档提供可打开的对象样例；机器人卡片、Aily、企业角色映射、原生审批和事件消费者待企业开发者应用部署。企业现有设备平台继续作为设备、工单、故障模式和标准的主系统；飞书生产模型为知识债/质量事件、诊断任务、现场检查、复机确认、标准变更审批和平台回写回执六张关联表，不把协同表格变成第二套设备台账。</w:t>
       </w:r>
     </w:p>
     <w:p>
@@ -1758,7 +1771,61 @@
         <w:keepNext/>
       </w:pPr>
       <w:r>
-        <w:t xml:space="preserve">九、完整案例：22分钟如何转化为受控质量行动</w:t>
+        <w:t xml:space="preserve">九、双案例：存量知识债审计与实时风险闭环</w:t>
+      </w:r>
+    </w:p>
+    <w:p>
+      <w:r>
+        <w:t xml:space="preserve"/>
+      </w:r>
+    </w:p>
+    <w:p>
+      <w:pPr>
+        <w:pStyle w:val="Heading2"/>
+        <w:keepNext/>
+      </w:pPr>
+      <w:r>
+        <w:t xml:space="preserve">案例A：121张工单中的“闭而未解”风险</w:t>
+      </w:r>
+    </w:p>
+    <w:p>
+      <w:r>
+        <w:t xml:space="preserve"/>
+      </w:r>
+    </w:p>
+    <w:p>
+      <w:pPr>
+        <w:pStyle w:val="BodyText"/>
+      </w:pPr>
+      <w:r>
+        <w:t xml:space="preserve">数字员工按工单集中度、状态、原因、处置和故障模式关系主动审计406张工单，定位到脱敏设备`EQ-XBB841ED4011`：121张工单中119张已关闭、120张未形成确认原因、0张关联故障模式。GraphRAG沿其安全防护设备类型和功能检索同类型设备，找到已关联维护因素故障模式及清洁疏通、润滑等具体维修证据，提出“工装夹持部件异常”和“执行部件异常”两个待验证候选。</w:t>
+      </w:r>
+    </w:p>
+    <w:p>
+      <w:r>
+        <w:t xml:space="preserve"/>
+      </w:r>
+    </w:p>
+    <w:p>
+      <w:pPr>
+        <w:pStyle w:val="BodyText"/>
+      </w:pPr>
+      <w:r>
+        <w:t xml:space="preserve">系统不自动确认根因，而是生成现场清洁/堵塞、润滑、执行部件、工装夹具检查任务，并要求设备专家确认故障模式、质量/工艺岗位完成复机判断、知识管理员审批点检或保养标准变更。审批后才按源工单、目标版本和幂等键写回现有设备平台。该案例展示从存量数据感知到行动的闭环。</w:t>
+      </w:r>
+    </w:p>
+    <w:p>
+      <w:r>
+        <w:t xml:space="preserve"/>
+      </w:r>
+    </w:p>
+    <w:p>
+      <w:pPr>
+        <w:pStyle w:val="Heading2"/>
+        <w:keepNext/>
+      </w:pPr>
+      <w:r>
+        <w:t xml:space="preserve">案例B：22分钟如何转化为受控质量行动</w:t>
       </w:r>
     </w:p>
     <w:p>
@@ -2525,7 +2592,7 @@
           </w:tcPr>
           <w:p>
             <w:r>
-              <w:t xml:space="preserve">四工况动态产线态势、回答证据引用、稳定H编号与Rank重排、五项独立关闭门、六对象飞书轨迹和试点就绪门可交互</w:t>
+              <w:t xml:space="preserve">企业数据关系漏斗与“闭而未解”审计、四工况动态产线、证据引用、稳定H编号与Rank重排、五项关闭门、六对象飞书轨迹可交互</w:t>
             </w:r>
           </w:p>
         </w:tc>
@@ -2898,7 +2965,7 @@
           </w:tcPr>
           <w:p>
             <w:r>
-              <w:t xml:space="preserve">被识别P1/现场确认P1，按周盲测</w:t>
+              <w:t xml:space="preserve">被系统识别且经现场确认的P1/全部现场确认P1，按周盲测</w:t>
             </w:r>
           </w:p>
         </w:tc>
@@ -3149,6 +3216,156 @@
           <w:p>
             <w:r>
               <w:t xml:space="preserve">可行动时刻至任务成功回执</w:t>
+            </w:r>
+          </w:p>
+        </w:tc>
+      </w:tr>
+      <w:tr>
+        <w:tc>
+          <w:tcPr>
+            <w:tcW w:w="3120" w:type="dxa"/>
+            <w:tcMar>
+              <w:top w:w="100" w:type="dxa"/>
+              <w:bottom w:w="100" w:type="dxa"/>
+              <w:start w:w="140" w:type="dxa"/>
+              <w:end w:w="140" w:type="dxa"/>
+            </w:tcMar>
+          </w:tcPr>
+          <w:p>
+            <w:r>
+              <w:t xml:space="preserve">知识债派发查准率</w:t>
+            </w:r>
+          </w:p>
+        </w:tc>
+        <w:tc>
+          <w:tcPr>
+            <w:tcW w:w="3120" w:type="dxa"/>
+            <w:tcMar>
+              <w:top w:w="100" w:type="dxa"/>
+              <w:bottom w:w="100" w:type="dxa"/>
+              <w:start w:w="140" w:type="dxa"/>
+              <w:end w:w="140" w:type="dxa"/>
+            </w:tcMar>
+          </w:tcPr>
+          <w:p>
+            <w:r>
+              <w:t xml:space="preserve">不低于95%</w:t>
+            </w:r>
+          </w:p>
+        </w:tc>
+        <w:tc>
+          <w:tcPr>
+            <w:tcW w:w="3120" w:type="dxa"/>
+            <w:tcMar>
+              <w:top w:w="100" w:type="dxa"/>
+              <w:bottom w:w="100" w:type="dxa"/>
+              <w:start w:w="140" w:type="dxa"/>
+              <w:end w:w="140" w:type="dxa"/>
+            </w:tcMar>
+          </w:tcPr>
+          <w:p>
+            <w:r>
+              <w:t xml:space="preserve">被设备专家确认需补证的审计事件/系统派发审计事件</w:t>
+            </w:r>
+          </w:p>
+        </w:tc>
+      </w:tr>
+      <w:tr>
+        <w:tc>
+          <w:tcPr>
+            <w:tcW w:w="3120" w:type="dxa"/>
+            <w:tcMar>
+              <w:top w:w="100" w:type="dxa"/>
+              <w:bottom w:w="100" w:type="dxa"/>
+              <w:start w:w="140" w:type="dxa"/>
+              <w:end w:w="140" w:type="dxa"/>
+            </w:tcMar>
+          </w:tcPr>
+          <w:p>
+            <w:r>
+              <w:t xml:space="preserve">主平台错误自动写入</w:t>
+            </w:r>
+          </w:p>
+        </w:tc>
+        <w:tc>
+          <w:tcPr>
+            <w:tcW w:w="3120" w:type="dxa"/>
+            <w:tcMar>
+              <w:top w:w="100" w:type="dxa"/>
+              <w:bottom w:w="100" w:type="dxa"/>
+              <w:start w:w="140" w:type="dxa"/>
+              <w:end w:w="140" w:type="dxa"/>
+            </w:tcMar>
+          </w:tcPr>
+          <w:p>
+            <w:r>
+              <w:t xml:space="preserve">0</w:t>
+            </w:r>
+          </w:p>
+        </w:tc>
+        <w:tc>
+          <w:tcPr>
+            <w:tcW w:w="3120" w:type="dxa"/>
+            <w:tcMar>
+              <w:top w:w="100" w:type="dxa"/>
+              <w:bottom w:w="100" w:type="dxa"/>
+              <w:start w:w="140" w:type="dxa"/>
+              <w:end w:w="140" w:type="dxa"/>
+            </w:tcMar>
+          </w:tcPr>
+          <w:p>
+            <w:r>
+              <w:t xml:space="preserve">未经设备管理与质量双角色审批的故障模式、标准或复机结论写入</w:t>
+            </w:r>
+          </w:p>
+        </w:tc>
+      </w:tr>
+      <w:tr>
+        <w:tc>
+          <w:tcPr>
+            <w:tcW w:w="3120" w:type="dxa"/>
+            <w:tcMar>
+              <w:top w:w="100" w:type="dxa"/>
+              <w:bottom w:w="100" w:type="dxa"/>
+              <w:start w:w="140" w:type="dxa"/>
+              <w:end w:w="140" w:type="dxa"/>
+            </w:tcMar>
+          </w:tcPr>
+          <w:p>
+            <w:r>
+              <w:t xml:space="preserve">回写可追溯率</w:t>
+            </w:r>
+          </w:p>
+        </w:tc>
+        <w:tc>
+          <w:tcPr>
+            <w:tcW w:w="3120" w:type="dxa"/>
+            <w:tcMar>
+              <w:top w:w="100" w:type="dxa"/>
+              <w:bottom w:w="100" w:type="dxa"/>
+              <w:start w:w="140" w:type="dxa"/>
+              <w:end w:w="140" w:type="dxa"/>
+            </w:tcMar>
+          </w:tcPr>
+          <w:p>
+            <w:r>
+              <w:t xml:space="preserve">100%</w:t>
+            </w:r>
+          </w:p>
+        </w:tc>
+        <w:tc>
+          <w:tcPr>
+            <w:tcW w:w="3120" w:type="dxa"/>
+            <w:tcMar>
+              <w:top w:w="100" w:type="dxa"/>
+              <w:bottom w:w="100" w:type="dxa"/>
+              <w:start w:w="140" w:type="dxa"/>
+              <w:end w:w="140" w:type="dxa"/>
+            </w:tcMar>
+          </w:tcPr>
+          <w:p>
+            <w:r>
+              <w:t xml:space="preserve">源对象、审批号、目标版本、幂等键和回读结果齐全</w:t>
             </w:r>
           </w:p>
         </w:tc>
@@ -4180,7 +4397,7 @@
         <w:pStyle w:val="ReferenceList"/>
       </w:pPr>
       <w:r>
-        <w:t xml:space="preserve">1. 赛力斯集团股份有限公司. 2025年年度报告[EB/OL]. 2026. https://vip.stock.finance.sina.com.cn/corp/view/vCB_AllBulletinDetail.php?id=12037655&amp;stockid=601127</w:t>
+        <w:t xml:space="preserve">1. 赛力斯集团股份有限公司. 2025年年度报告[EB/OL]. 2026.</w:t>
       </w:r>
     </w:p>
     <w:p>
@@ -4188,7 +4405,7 @@
         <w:pStyle w:val="ReferenceList"/>
       </w:pPr>
       <w:r>
-        <w:t xml:space="preserve">2. 赛力斯集团股份有限公司. 2024年年度报告[EB/OL]. 2025. https://cdn-web.seres.cn/uploads/20250401/5cb4a1a9711d4df2daabb14d964625a0.pdf</w:t>
+        <w:t xml:space="preserve">2. 赛力斯集团股份有限公司. 2024年年度报告[EB/OL]. 2025.</w:t>
       </w:r>
     </w:p>
     <w:p>
@@ -4196,7 +4413,7 @@
         <w:pStyle w:val="ReferenceList"/>
       </w:pPr>
       <w:r>
-        <w:t xml:space="preserve">3. 赛力斯集团股份有限公司. 2024年环境、社会及管治报告[EB/OL]. 2025. https://cdn-web.seres.cn/uploads/20250401/527578cbe5eb235154a0b049fa778022.pdf</w:t>
+        <w:t xml:space="preserve">3. 赛力斯集团股份有限公司. 2024年环境、社会及管治报告[EB/OL]. 2025.</w:t>
       </w:r>
     </w:p>
     <w:p>
@@ -4204,7 +4421,7 @@
         <w:pStyle w:val="ReferenceList"/>
       </w:pPr>
       <w:r>
-        <w:t xml:space="preserve">4. 赛力斯集团股份有限公司. 2025年半年度报告[EB/OL]. 2025. https://cdn-web.seres.cn/uploads/20250902/16d86a4ef54310af944762148f4e9c3a.pdf</w:t>
+        <w:t xml:space="preserve">4. 赛力斯集团股份有限公司. 2025年半年度报告[EB/OL]. 2025.</w:t>
       </w:r>
     </w:p>
     <w:p>
@@ -4212,7 +4429,7 @@
         <w:pStyle w:val="ReferenceList"/>
       </w:pPr>
       <w:r>
-        <w:t xml:space="preserve">5. National Institute of Standards and Technology. Artificial Intelligence Risk Management Framework 1.0[EB/OL]. 2023. https://airc.nist.gov/airmf-resources/airmf/</w:t>
+        <w:t xml:space="preserve">5. NIST. Artificial Intelligence Risk Management Framework 1.0[R]. NIST AI 100-1, 2023.</w:t>
       </w:r>
     </w:p>
     <w:p>
@@ -4220,7 +4437,7 @@
         <w:pStyle w:val="ReferenceList"/>
       </w:pPr>
       <w:r>
-        <w:t xml:space="preserve">6. National Institute of Standards and Technology. Guide to Operational Technology Security: SP 800-82 Rev.3[EB/OL]. 2023. https://csrc.nist.gov/pubs/sp/800/82/r3/final</w:t>
+        <w:t xml:space="preserve">6. NIST. Guide to Operational Technology Security[R]. SP 800-82 Rev.3, 2023.</w:t>
       </w:r>
     </w:p>
     <w:p>
@@ -4228,7 +4445,7 @@
         <w:pStyle w:val="ReferenceList"/>
       </w:pPr>
       <w:r>
-        <w:t xml:space="preserve">7. ISO. ISO 23247-2:2021 Automation systems and integration - Digital twin framework for manufacturing - Reference architecture[EB/OL]. https://www.iso.org/standard/78743.html</w:t>
+        <w:t xml:space="preserve">7. ISO. ISO 23247-2:2021 Digital twin framework for manufacturing: Reference architecture[S].</w:t>
       </w:r>
     </w:p>
     <w:p>
@@ -4236,7 +4453,7 @@
         <w:pStyle w:val="ReferenceList"/>
       </w:pPr>
       <w:r>
-        <w:t xml:space="preserve">8. OPC Foundation. OPC Unified Architecture - Common Object Model: ISA-95[EB/OL]. https://reference.opcfoundation.org/specs/OPC-10030/4.1</w:t>
+        <w:t xml:space="preserve">8. OPC Foundation. OPC UA Common Object Model: ISA-95[S]. OPC 10030, 2023.</w:t>
       </w:r>
     </w:p>
     <w:p>
@@ -4244,7 +4461,7 @@
         <w:pStyle w:val="ReferenceList"/>
       </w:pPr>
       <w:r>
-        <w:t xml:space="preserve">9. Automotive Industry Action Group. Control Plan 1st Edition[EB/OL]. https://www.aiag.org/training-and-resources/manuals/details/CP-1</w:t>
+        <w:t xml:space="preserve">9. Automotive Industry Action Group. Control Plan 1st Edition[M].</w:t>
       </w:r>
     </w:p>
     <w:p>
@@ -4252,7 +4469,7 @@
         <w:pStyle w:val="ReferenceList"/>
       </w:pPr>
       <w:r>
-        <w:t xml:space="preserve">10. Automotive Industry Action Group. AIAG &amp; VDA FMEA Handbook[EB/OL]. https://www.aiag.org/training-and-resources/manuals/details/FMEAAV-1</w:t>
+        <w:t xml:space="preserve">10. Automotive Industry Action Group. AIAG &amp; VDA FMEA Handbook[M].</w:t>
       </w:r>
     </w:p>
     <w:p>
@@ -4260,7 +4477,7 @@
         <w:pStyle w:val="ReferenceList"/>
       </w:pPr>
       <w:r>
-        <w:t xml:space="preserve">11. Wehner C, Kertel M, Wewerka J, et al. Interactive and Intelligent Root Cause Analysis in Manufacturing with Causal Bayesian Networks and Knowledge Graphs[EB/OL]. 2024. https://arxiv.org/abs/2402.00043</w:t>
+        <w:t xml:space="preserve">11. Wehner C, et al. Interactive and Intelligent Root Cause Analysis in Manufacturing with Causal Bayesian Networks and Knowledge Graphs[EB/OL]. arXiv:2402.00043, 2024.</w:t>
       </w:r>
     </w:p>
     <w:p>
@@ -4268,7 +4485,7 @@
         <w:pStyle w:val="ReferenceList"/>
       </w:pPr>
       <w:r>
-        <w:t xml:space="preserve">12. Chen J, Qian J, Zhang X, et al. Root-KGD: A Novel Framework for Root Cause Diagnosis Based on Knowledge Graph and Industrial Data[EB/OL]. 2024. https://arxiv.org/abs/2406.13664</w:t>
+        <w:t xml:space="preserve">12. Chen J, et al. Root-KGD: A Novel Framework for Root Cause Diagnosis Based on Knowledge Graph and Industrial Data[EB/OL]. arXiv:2406.13664, 2024.</w:t>
       </w:r>
     </w:p>
     <w:p>
@@ -4276,7 +4493,7 @@
         <w:pStyle w:val="ReferenceList"/>
       </w:pPr>
       <w:r>
-        <w:t xml:space="preserve">13. Knollmeyer S, Caymazer O, Grossmann D. Document GraphRAG: Knowledge Graph Enhanced Retrieval Augmented Generation for Document Question Answering Within the Manufacturing Domain[J]. Electronics, 2025, 14(11):2102. https://www.mdpi.com/2079-9292/14/11/2102</w:t>
+        <w:t xml:space="preserve">13. Knollmeyer S, et al. Document GraphRAG for Document Question Answering Within the Manufacturing Domain[J]. Electronics, 2025, 14(11):2102.</w:t>
       </w:r>
     </w:p>
     <w:p>
@@ -4292,7 +4509,28 @@
         <w:pStyle w:val="ReferenceList"/>
       </w:pPr>
       <w:r>
-        <w:t xml:space="preserve">15. Rehak J, Sommer A, Becker M, et al. Counterfactual Root Cause Analysis via Anomaly Detection and Causal Graphs[C]. IEEE INDIN, 2023. https://publica.fraunhofer.de/entities/publication/6127ab3d-d45b-4fc1-a57c-2dae8ed2082f</w:t>
+        <w:t xml:space="preserve">15. Rehak J, et al. Counterfactual Root Cause Analysis via Anomaly Detection and Causal Graphs[C]. IEEE INDIN, 2023.</w:t>
+      </w:r>
+    </w:p>
+    <w:p>
+      <w:pPr>
+        <w:pStyle w:val="ReferenceList"/>
+      </w:pPr>
+      <w:r>
+        <w:t xml:space="preserve">16. 赛力斯集团. 设备质量风险AI数字员工业务场景参考材料；设备场景闭环脱敏数据包[Z/DB]. 赛事提供材料, 2026.</w:t>
+      </w:r>
+    </w:p>
+    <w:p>
+      <w:r>
+        <w:t xml:space="preserve"/>
+      </w:r>
+    </w:p>
+    <w:p>
+      <w:pPr>
+        <w:pStyle w:val="BodyText"/>
+      </w:pPr>
+      <w:r>
+        <w:t xml:space="preserve">完整链接、来源用途和数据边界见《04_参考文献与数据依据》及`data/reference_catalog.json`。</w:t>
       </w:r>
     </w:p>
     <w:sectPr>

--- a/提交材料/09_决赛完整技术方案.docx
+++ b/提交材料/09_决赛完整技术方案.docx
@@ -1033,7 +1033,7 @@
         <w:pStyle w:val="BodyText"/>
       </w:pPr>
       <w:r>
-        <w:t xml:space="preserve">生产版GraphRAG先在图谱中锁定设备、工位、参数、质量特性、失效模式、PFMEA和历史案例，再检索SOP、维修记录、控制计划和历史8D。当前仓库完成了可运行的机制原型：36个实例节点、32条关系边，按事件ID执行有界关系路径检索。企业数据审计沿实例—类型—功能—同类设备—工单—故障模式形成证据链；工艺事件沿设备—参数—质量特性—VIN/批次形成影响链。输出保留来源片段、查询轨迹和原始样本哈希；候选H1/H2/H3身份与Rank分离。</w:t>
+        <w:t xml:space="preserve">生产版GraphRAG先在图谱中锁定设备、工位、参数、质量特性、失效模式、PFMEA和历史案例，再检索SOP、维修记录、控制计划和历史8D。当前仓库完成了可运行的机制原型：36个图谱节点、32条关系边，按事件ID执行有界关系路径检索。企业数据审计沿实例—类型—功能—同类设备—工单—故障模式形成证据链；工艺事件沿设备—参数—质量特性—VIN/批次形成影响链。输出保留来源片段、查询轨迹和原始样本哈希；候选H1/H2/H3身份与Rank分离。</w:t>
       </w:r>
     </w:p>
     <w:p>
@@ -1691,7 +1691,7 @@
         <w:pStyle w:val="BodyText"/>
       </w:pPr>
       <w:r>
-        <w:t xml:space="preserve">飞书能力按证据分为三层：质量事件Base写入与回读已经在线核验；责任任务和复盘文档提供可打开的对象样例；机器人卡片、Aily、企业角色映射、原生审批和事件消费者待企业开发者应用部署。企业现有设备平台继续作为设备、工单、故障模式和标准的主系统；飞书生产模型为知识债/质量事件、诊断任务、现场检查、复机确认、标准变更审批和平台回写回执六张关联表，不把协同表格变成第二套设备台账。</w:t>
+        <w:t xml:space="preserve">飞书能力按证据分为三层：质量事件Base写入与回读已经在线核验；责任任务和复盘文档提供可打开的对象样例；机器人卡片、Aily、企业角色映射、原生审批和事件消费者待企业开发者应用部署。企业现有设备平台继续作为设备、工单、故障模式和标准的主系统；飞书生产模型为质量事件、处置任务、复检记录、设备维修、审批记录和复盘知识六张关联表，平台回写回执作为审计对象留痕，不把协同表格变成第二套设备台账。</w:t>
       </w:r>
     </w:p>
     <w:p>

--- a/提交材料/09_决赛完整技术方案.docx
+++ b/提交材料/09_决赛完整技术方案.docx
@@ -1123,6 +1123,147 @@
     </w:p>
     <w:p>
       <w:pPr>
+        <w:pStyle w:val="Heading2"/>
+        <w:keepNext/>
+      </w:pPr>
+      <w:r>
+        <w:t xml:space="preserve">现场处置全生命周期：从异常信号到有效性观察</w:t>
+      </w:r>
+    </w:p>
+    <w:p>
+      <w:r>
+        <w:t xml:space="preserve"/>
+      </w:r>
+    </w:p>
+    <w:p>
+      <w:pPr>
+        <w:pStyle w:val="BodyText"/>
+      </w:pPr>
+      <w:r>
+        <w:t xml:space="preserve">导师反馈确认，现场的难点不只在检测之后的某一次判断，而在异常发现、信息确认、工单发起、任务分派、现场排查、原因判断、维修处置、运行确认、恢复生产、知识沉淀和检查标准审视之间的跨岗位衔接。作品据此把数字员工设计成一条可回放、可阻断、可追责的12步状态链，前11步对应现场业务流程，第12步为关闭后的有效性观察。</w:t>
+      </w:r>
+    </w:p>
+    <w:p>
+      <w:r>
+        <w:t xml:space="preserve"/>
+      </w:r>
+    </w:p>
+    <w:p>
+      <w:pPr>
+        <w:pStyle w:val="ListParagraph"/>
+      </w:pPr>
+      <w:r>
+        <w:t xml:space="preserve">1. **异常发现**：数字员工读取设备、工艺、检测和MES事件，先校验事件时间、来源事件ID、质量码、对象绑定和校准状态；数据不完整时进入隔离区。</w:t>
+      </w:r>
+    </w:p>
+    <w:p>
+      <w:pPr>
+        <w:pStyle w:val="ListParagraph"/>
+      </w:pPr>
+      <w:r>
+        <w:t xml:space="preserve">2. **信息确认**：质量工程师核对来源系统、设备/工位、时间窗、VIN/批次和既有工单，确认这是新事件、既有工单补证还是重复事件。</w:t>
+      </w:r>
+    </w:p>
+    <w:p>
+      <w:pPr>
+        <w:pStyle w:val="ListParagraph"/>
+      </w:pPr>
+      <w:r>
+        <w:t xml:space="preserve">3. **工单发起**：准入门通过后生成唯一事件护照和幂等键；重复事件不重复建单，冲突信息转人工复核。</w:t>
+      </w:r>
+    </w:p>
+    <w:p>
+      <w:pPr>
+        <w:pStyle w:val="ListParagraph"/>
+      </w:pPr>
+      <w:r>
+        <w:t xml:space="preserve">4. **任务分派**：数字员工按风险等级、工位、班次、岗位技能和SLA生成任务草案，责任岗位接单，超时任务升级至班组长或质量负责人。</w:t>
+      </w:r>
+    </w:p>
+    <w:p>
+      <w:pPr>
+        <w:pStyle w:val="ListParagraph"/>
+      </w:pPr>
+      <w:r>
+        <w:t xml:space="preserve">5. **现场排查**：设备与维修人员按候选失效模式填写检查项、实测值、量具编号、校准状态、附件和无法确认项。证据不足时保持隔离。</w:t>
+      </w:r>
+    </w:p>
+    <w:p>
+      <w:pPr>
+        <w:pStyle w:val="ListParagraph"/>
+      </w:pPr>
+      <w:r>
+        <w:t xml:space="preserve">6. **原因判断**：设备、工艺、质量三方共同核验GraphRAG给出的Top-3候选、支持证据、冲突证据和反事实结果。候选根因不等同于已验证根因。</w:t>
+      </w:r>
+    </w:p>
+    <w:p>
+      <w:pPr>
+        <w:pStyle w:val="ListParagraph"/>
+      </w:pPr>
+      <w:r>
+        <w:t xml:space="preserve">7. **维修处置**：记录维修动作、前后测量值、部件/工具、执行人和完成时间；数字员工只提供措施顺序与风险提示，不写入PLC、DCS或设备控制参数。</w:t>
+      </w:r>
+    </w:p>
+    <w:p>
+      <w:pPr>
+        <w:pStyle w:val="ListParagraph"/>
+      </w:pPr>
+      <w:r>
+        <w:t xml:space="preserve">8. **运行确认**：设备/工艺工程师完成动作测试、稳定窗口和参数恢复确认，异常则扩大排查范围。</w:t>
+      </w:r>
+    </w:p>
+    <w:p>
+      <w:pPr>
+        <w:pStyle w:val="ListParagraph"/>
+      </w:pPr>
+      <w:r>
+        <w:t xml:space="preserve">9. **恢复生产**：质量负责人核对复机确认、首件结果、放行范围并完成授权。AI没有放行权，首件或签署缺失时不得恢复生产。</w:t>
+      </w:r>
+    </w:p>
+    <w:p>
+      <w:pPr>
+        <w:pStyle w:val="ListParagraph"/>
+      </w:pPr>
+      <w:r>
+        <w:t xml:space="preserve">10. **知识沉淀**：质量知识管理员接收证据包和复盘摘要，形成候选知识变更草案，保留旧版本、证据哈希和回退路径。</w:t>
+      </w:r>
+    </w:p>
+    <w:p>
+      <w:pPr>
+        <w:pStyle w:val="ListParagraph"/>
+      </w:pPr>
+      <w:r>
+        <w:t xml:space="preserve">11. **检查标准审视**：对比PFMEA、控制计划、点检项目和维护周期版本差异；只有授权审批通过，才允许回写主平台。</w:t>
+      </w:r>
+    </w:p>
+    <w:p>
+      <w:pPr>
+        <w:pStyle w:val="ListParagraph"/>
+      </w:pPr>
+      <w:r>
+        <w:t xml:space="preserve">12. **有效性观察**：在建议30天观察窗内跟踪同类事件、复发率、误报和驳回原因，判定有效、继续观察或建议回退。现场处置关闭不等于知识标准已发布。</w:t>
+      </w:r>
+    </w:p>
+    <w:p>
+      <w:r>
+        <w:t xml:space="preserve"/>
+      </w:r>
+    </w:p>
+    <w:p>
+      <w:pPr>
+        <w:pStyle w:val="BodyText"/>
+      </w:pPr>
+      <w:r>
+        <w:t xml:space="preserve">页面“全流程”面板以同一生命周期契约展示每一步的责任岗位、AI职责、必备证据、权限门和飞书对象；企业脱敏数据审计也按“快照准入—关系审计—知识债识别—GraphRAG收敛—现场检查—复机与标准审批—观察与回退”推进。这样既能演示完整闭环，又不会把缺少真实现场签署的数据包装成生产回执。</w:t>
+      </w:r>
+    </w:p>
+    <w:p>
+      <w:r>
+        <w:t xml:space="preserve"/>
+      </w:r>
+    </w:p>
+    <w:p>
+      <w:pPr>
         <w:pStyle w:val="Heading1"/>
         <w:keepNext/>
       </w:pPr>
@@ -2467,6 +2608,19 @@
       </w:pPr>
       <w:r>
         <w:t xml:space="preserve">四场景均由同一脚本计算弱信号、可行动时刻和前置量，脱敏结果为18至46分钟。数值只用于证明机制能够运行，不能替代现场试点收益。</w:t>
+      </w:r>
+    </w:p>
+    <w:p>
+      <w:r>
+        <w:t xml:space="preserve"/>
+      </w:r>
+    </w:p>
+    <w:p>
+      <w:pPr>
+        <w:pStyle w:val="BodyText"/>
+      </w:pPr>
+      <w:r>
+        <w:t xml:space="preserve">公开数据验证采用UCI SECOM作为独立的通用检测层：官方数据页面标注其为半导体制造过程数据，含1567条样本、591个特征、时间戳、缺失值和-1/+1质量标签。我们将样本映射为匿名`QualityEvent`候选事件，只验证缺失值治理、风险排序和事件编排；不把匿名变量解释为赛力斯工艺参数，不用它推断赛力斯设备根因、维修措施、VIN范围、复机结果或现场收益。原始数据未进入公共仓库，具体复现要求见`data/public_benchmark_profile.json`。</w:t>
       </w:r>
     </w:p>
     <w:p>
